--- a/Documentos Base/Sprint 2 documentacion/Sprint_02_Planificado_Realizado_ICARO.docx
+++ b/Documentos Base/Sprint 2 documentacion/Sprint_02_Planificado_Realizado_ICARO.docx
@@ -29,7 +29,25 @@
           <w:color w:val="595959"/>
           <w:sz w:val="18"/>
         </w:rPr>
-        <w:t>Proyecto: Sistema de Gestion Integral de Obra — ICARO CONSTRUCTORES BMGM S.A.S.</w:t>
+        <w:t xml:space="preserve">Proyecto: Sistema de </w:t>
+      </w:r>
+      <w:r>
+        <w:rPr>
+          <w:rFonts w:ascii="Calibri" w:hAnsi="Calibri"/>
+          <w:i/>
+          <w:color w:val="595959"/>
+          <w:sz w:val="18"/>
+        </w:rPr>
+        <w:t>Gestión</w:t>
+      </w:r>
+      <w:r>
+        <w:rPr>
+          <w:rFonts w:ascii="Calibri" w:hAnsi="Calibri"/>
+          <w:i/>
+          <w:color w:val="595959"/>
+          <w:sz w:val="18"/>
+        </w:rPr>
+        <w:t xml:space="preserve"> Integral de Obra — ICARO CONSTRUCTORES BMGM S.A.S.</w:t>
       </w:r>
     </w:p>
     <w:p>
@@ -44,7 +62,70 @@
           <w:color w:val="595959"/>
           <w:sz w:val="18"/>
         </w:rPr>
-        <w:t>Codigo: PLN-REA-SPR-02  |  Version: 1.0  |  Fecha: 12/05/2026</w:t>
+        <w:t>Código: PLN-REA-SPR-</w:t>
+      </w:r>
+      <w:r>
+        <w:rPr>
+          <w:rFonts w:ascii="Calibri" w:hAnsi="Calibri"/>
+          <w:i/>
+          <w:color w:val="595959"/>
+          <w:sz w:val="18"/>
+        </w:rPr>
+        <w:t xml:space="preserve">02 </w:t>
+      </w:r>
+      <w:r>
+        <w:rPr>
+          <w:rFonts w:ascii="Calibri" w:hAnsi="Calibri"/>
+          <w:i/>
+          <w:color w:val="595959"/>
+          <w:sz w:val="18"/>
+        </w:rPr>
+        <w:t>| Versión</w:t>
+      </w:r>
+      <w:r>
+        <w:rPr>
+          <w:rFonts w:ascii="Calibri" w:hAnsi="Calibri"/>
+          <w:i/>
+          <w:color w:val="595959"/>
+          <w:sz w:val="18"/>
+        </w:rPr>
+        <w:t xml:space="preserve">: 1.0 | Fecha: </w:t>
+      </w:r>
+      <w:r>
+        <w:rPr>
+          <w:rFonts w:ascii="Calibri" w:hAnsi="Calibri"/>
+          <w:i/>
+          <w:color w:val="595959"/>
+          <w:sz w:val="18"/>
+        </w:rPr>
+        <w:t>25</w:t>
+      </w:r>
+      <w:r>
+        <w:rPr>
+          <w:rFonts w:ascii="Calibri" w:hAnsi="Calibri"/>
+          <w:i/>
+          <w:color w:val="595959"/>
+          <w:sz w:val="18"/>
+        </w:rPr>
+        <w:t>/0</w:t>
+      </w:r>
+      <w:r>
+        <w:rPr>
+          <w:rFonts w:ascii="Calibri" w:hAnsi="Calibri"/>
+          <w:i/>
+          <w:color w:val="595959"/>
+          <w:sz w:val="18"/>
+        </w:rPr>
+        <w:t>4</w:t>
+      </w:r>
+      <w:r>
+        <w:rPr>
+          <w:rFonts w:ascii="Calibri" w:hAnsi="Calibri"/>
+          <w:i/>
+          <w:color w:val="595959"/>
+          <w:sz w:val="18"/>
+        </w:rPr>
+        <w:t>/2026</w:t>
       </w:r>
     </w:p>
     <w:p>
@@ -82,19 +163,9 @@
               <w:rPr>
                 <w:rFonts w:ascii="Calibri" w:hAnsi="Calibri"/>
                 <w:b/>
-                <w:color w:val="1F3864"/>
-                <w:szCs w:val="28"/>
-              </w:rPr>
-              <w:t>Código</w:t>
-            </w:r>
-            <w:r>
-              <w:rPr>
-                <w:rFonts w:ascii="Calibri" w:hAnsi="Calibri"/>
-                <w:b/>
-                <w:color w:val="1F3864"/>
-                <w:szCs w:val="28"/>
-              </w:rPr>
-              <w:t xml:space="preserve"> del documento</w:t>
+                <w:szCs w:val="28"/>
+              </w:rPr>
+              <w:t>Código del documento</w:t>
             </w:r>
           </w:p>
         </w:tc>
@@ -137,7 +208,6 @@
               <w:rPr>
                 <w:rFonts w:ascii="Calibri" w:hAnsi="Calibri"/>
                 <w:b/>
-                <w:color w:val="1F3864"/>
                 <w:szCs w:val="28"/>
               </w:rPr>
               <w:t>Nombre del documento</w:t>
@@ -183,7 +253,6 @@
               <w:rPr>
                 <w:rFonts w:ascii="Calibri" w:hAnsi="Calibri"/>
                 <w:b/>
-                <w:color w:val="1F3864"/>
                 <w:szCs w:val="28"/>
               </w:rPr>
               <w:t>Versión</w:t>
@@ -229,7 +298,6 @@
               <w:rPr>
                 <w:rFonts w:ascii="Calibri" w:hAnsi="Calibri"/>
                 <w:b/>
-                <w:color w:val="1F3864"/>
                 <w:szCs w:val="28"/>
               </w:rPr>
               <w:t xml:space="preserve">Fecha de </w:t>
@@ -238,7 +306,6 @@
               <w:rPr>
                 <w:rFonts w:ascii="Calibri" w:hAnsi="Calibri"/>
                 <w:b/>
-                <w:color w:val="1F3864"/>
                 <w:szCs w:val="28"/>
               </w:rPr>
               <w:t>elaboración</w:t>
@@ -262,7 +329,31 @@
                 <w:color w:val="000000"/>
                 <w:szCs w:val="28"/>
               </w:rPr>
-              <w:t>12/05/2026</w:t>
+              <w:t>25</w:t>
+            </w:r>
+            <w:r>
+              <w:rPr>
+                <w:rFonts w:ascii="Calibri" w:hAnsi="Calibri"/>
+                <w:color w:val="000000"/>
+                <w:szCs w:val="28"/>
+              </w:rPr>
+              <w:t>/0</w:t>
+            </w:r>
+            <w:r>
+              <w:rPr>
+                <w:rFonts w:ascii="Calibri" w:hAnsi="Calibri"/>
+                <w:color w:val="000000"/>
+                <w:szCs w:val="28"/>
+              </w:rPr>
+              <w:t>4</w:t>
+            </w:r>
+            <w:r>
+              <w:rPr>
+                <w:rFonts w:ascii="Calibri" w:hAnsi="Calibri"/>
+                <w:color w:val="000000"/>
+                <w:szCs w:val="28"/>
+              </w:rPr>
+              <w:t>/2026</w:t>
             </w:r>
           </w:p>
         </w:tc>
@@ -284,7 +375,6 @@
               <w:rPr>
                 <w:rFonts w:ascii="Calibri" w:hAnsi="Calibri"/>
                 <w:b/>
-                <w:color w:val="1F3864"/>
                 <w:szCs w:val="28"/>
               </w:rPr>
               <w:t>Sprint evaluado</w:t>
@@ -354,7 +444,6 @@
               <w:rPr>
                 <w:rFonts w:ascii="Calibri" w:hAnsi="Calibri"/>
                 <w:b/>
-                <w:color w:val="1F3864"/>
                 <w:szCs w:val="28"/>
               </w:rPr>
               <w:t xml:space="preserve">Responsable de </w:t>
@@ -363,7 +452,6 @@
               <w:rPr>
                 <w:rFonts w:ascii="Calibri" w:hAnsi="Calibri"/>
                 <w:b/>
-                <w:color w:val="1F3864"/>
                 <w:szCs w:val="28"/>
               </w:rPr>
               <w:t>elaboración</w:t>
@@ -409,7 +497,6 @@
               <w:rPr>
                 <w:rFonts w:ascii="Calibri" w:hAnsi="Calibri"/>
                 <w:b/>
-                <w:color w:val="1F3864"/>
                 <w:szCs w:val="28"/>
               </w:rPr>
               <w:t>Estado del documento</w:t>
@@ -486,7 +573,7 @@
                 <w:color w:val="FFFFFF"/>
                 <w:szCs w:val="28"/>
               </w:rPr>
-              <w:t>Version</w:t>
+              <w:t>Versión</w:t>
             </w:r>
           </w:p>
         </w:tc>
@@ -558,7 +645,7 @@
                 <w:color w:val="FFFFFF"/>
                 <w:szCs w:val="28"/>
               </w:rPr>
-              <w:t>Descripcion</w:t>
+              <w:t>Descripción</w:t>
             </w:r>
           </w:p>
         </w:tc>
@@ -604,7 +691,31 @@
                 <w:color w:val="000000"/>
                 <w:szCs w:val="28"/>
               </w:rPr>
-              <w:t>12/05/2026</w:t>
+              <w:t>25</w:t>
+            </w:r>
+            <w:r>
+              <w:rPr>
+                <w:rFonts w:ascii="Calibri" w:hAnsi="Calibri"/>
+                <w:color w:val="000000"/>
+                <w:szCs w:val="28"/>
+              </w:rPr>
+              <w:t>/0</w:t>
+            </w:r>
+            <w:r>
+              <w:rPr>
+                <w:rFonts w:ascii="Calibri" w:hAnsi="Calibri"/>
+                <w:color w:val="000000"/>
+                <w:szCs w:val="28"/>
+              </w:rPr>
+              <w:t>4</w:t>
+            </w:r>
+            <w:r>
+              <w:rPr>
+                <w:rFonts w:ascii="Calibri" w:hAnsi="Calibri"/>
+                <w:color w:val="000000"/>
+                <w:szCs w:val="28"/>
+              </w:rPr>
+              <w:t>/2026</w:t>
             </w:r>
           </w:p>
         </w:tc>
@@ -690,7 +801,7 @@
                 <w:b/>
                 <w:szCs w:val="28"/>
               </w:rPr>
-              <w:t>Numero del sprint</w:t>
+              <w:t>Número del sprint</w:t>
             </w:r>
           </w:p>
         </w:tc>
@@ -756,7 +867,7 @@
                 <w:color w:val="000000"/>
                 <w:szCs w:val="28"/>
               </w:rPr>
-              <w:t>Gestion de Proyectos, Avances de Obra y Evidencia Fotografica</w:t>
+              <w:t>Gestión de Proyectos, Avances de Obra y Evidencia Fotográfica</w:t>
             </w:r>
           </w:p>
         </w:tc>
@@ -910,7 +1021,7 @@
                 <w:b/>
                 <w:szCs w:val="28"/>
               </w:rPr>
-              <w:t>Duracion</w:t>
+              <w:t>Duración</w:t>
             </w:r>
           </w:p>
         </w:tc>
@@ -955,7 +1066,7 @@
                 <w:b/>
                 <w:szCs w:val="28"/>
               </w:rPr>
-              <w:t>Modulos/componentes trabajados</w:t>
+              <w:t>Módulos/componentes trabajados</w:t>
             </w:r>
           </w:p>
         </w:tc>
@@ -976,7 +1087,55 @@
                 <w:color w:val="000000"/>
                 <w:szCs w:val="28"/>
               </w:rPr>
-              <w:t>Proyectos (CRUD, responsable, asignacion), Avances de Obra (registro, validacion presupuesto), Evidencia Fotografica (multer, StorageService), Rubros (carga masiva API)</w:t>
+              <w:t xml:space="preserve">Proyectos (CRUD, responsable, </w:t>
+            </w:r>
+            <w:r>
+              <w:rPr>
+                <w:rFonts w:ascii="Calibri" w:hAnsi="Calibri"/>
+                <w:color w:val="000000"/>
+                <w:szCs w:val="28"/>
+              </w:rPr>
+              <w:t>asignación</w:t>
+            </w:r>
+            <w:r>
+              <w:rPr>
+                <w:rFonts w:ascii="Calibri" w:hAnsi="Calibri"/>
+                <w:color w:val="000000"/>
+                <w:szCs w:val="28"/>
+              </w:rPr>
+              <w:t xml:space="preserve">), Avances de Obra (registro, </w:t>
+            </w:r>
+            <w:r>
+              <w:rPr>
+                <w:rFonts w:ascii="Calibri" w:hAnsi="Calibri"/>
+                <w:color w:val="000000"/>
+                <w:szCs w:val="28"/>
+              </w:rPr>
+              <w:t>validación</w:t>
+            </w:r>
+            <w:r>
+              <w:rPr>
+                <w:rFonts w:ascii="Calibri" w:hAnsi="Calibri"/>
+                <w:color w:val="000000"/>
+                <w:szCs w:val="28"/>
+              </w:rPr>
+              <w:t xml:space="preserve"> presupuesto), Evidencia </w:t>
+            </w:r>
+            <w:r>
+              <w:rPr>
+                <w:rFonts w:ascii="Calibri" w:hAnsi="Calibri"/>
+                <w:color w:val="000000"/>
+                <w:szCs w:val="28"/>
+              </w:rPr>
+              <w:t>Fotográfica</w:t>
+            </w:r>
+            <w:r>
+              <w:rPr>
+                <w:rFonts w:ascii="Calibri" w:hAnsi="Calibri"/>
+                <w:color w:val="000000"/>
+                <w:szCs w:val="28"/>
+              </w:rPr>
+              <w:t xml:space="preserve"> (multer, StorageService), Rubros (carga masiva API)</w:t>
             </w:r>
           </w:p>
         </w:tc>
@@ -997,16 +1156,16 @@
         <w:tblLook w:val="04A0" w:firstRow="1" w:lastRow="0" w:firstColumn="1" w:lastColumn="0" w:noHBand="0" w:noVBand="1"/>
       </w:tblPr>
       <w:tblGrid>
-        <w:gridCol w:w="927"/>
-        <w:gridCol w:w="2413"/>
-        <w:gridCol w:w="534"/>
-        <w:gridCol w:w="1406"/>
-        <w:gridCol w:w="533"/>
-        <w:gridCol w:w="533"/>
-        <w:gridCol w:w="902"/>
-        <w:gridCol w:w="747"/>
-        <w:gridCol w:w="1184"/>
-        <w:gridCol w:w="726"/>
+        <w:gridCol w:w="897"/>
+        <w:gridCol w:w="2324"/>
+        <w:gridCol w:w="555"/>
+        <w:gridCol w:w="1195"/>
+        <w:gridCol w:w="785"/>
+        <w:gridCol w:w="554"/>
+        <w:gridCol w:w="948"/>
+        <w:gridCol w:w="782"/>
+        <w:gridCol w:w="1145"/>
+        <w:gridCol w:w="720"/>
       </w:tblGrid>
       <w:tr>
         <w:trPr>
@@ -1022,8 +1181,7 @@
             <w:pPr>
               <w:jc w:val="center"/>
               <w:rPr>
-                <w:sz w:val="18"/>
-                <w:szCs w:val="24"/>
+                <w:sz w:val="16"/>
               </w:rPr>
             </w:pPr>
             <w:r>
@@ -1031,8 +1189,7 @@
                 <w:rFonts w:ascii="Calibri" w:hAnsi="Calibri"/>
                 <w:b/>
                 <w:color w:val="FFFFFF"/>
-                <w:sz w:val="18"/>
-                <w:szCs w:val="24"/>
+                <w:sz w:val="16"/>
               </w:rPr>
               <w:t>ID</w:t>
             </w:r>
@@ -1048,8 +1205,7 @@
             <w:pPr>
               <w:jc w:val="center"/>
               <w:rPr>
-                <w:sz w:val="18"/>
-                <w:szCs w:val="24"/>
+                <w:sz w:val="16"/>
               </w:rPr>
             </w:pPr>
             <w:r>
@@ -1057,8 +1213,7 @@
                 <w:rFonts w:ascii="Calibri" w:hAnsi="Calibri"/>
                 <w:b/>
                 <w:color w:val="FFFFFF"/>
-                <w:sz w:val="18"/>
-                <w:szCs w:val="24"/>
+                <w:sz w:val="16"/>
               </w:rPr>
               <w:t>Historia / Tarea</w:t>
             </w:r>
@@ -1074,8 +1229,7 @@
             <w:pPr>
               <w:jc w:val="center"/>
               <w:rPr>
-                <w:sz w:val="18"/>
-                <w:szCs w:val="24"/>
+                <w:sz w:val="16"/>
               </w:rPr>
             </w:pPr>
             <w:r>
@@ -1083,8 +1237,7 @@
                 <w:rFonts w:ascii="Calibri" w:hAnsi="Calibri"/>
                 <w:b/>
                 <w:color w:val="FFFFFF"/>
-                <w:sz w:val="18"/>
-                <w:szCs w:val="24"/>
+                <w:sz w:val="16"/>
               </w:rPr>
               <w:t>Tipo</w:t>
             </w:r>
@@ -1100,8 +1253,7 @@
             <w:pPr>
               <w:jc w:val="center"/>
               <w:rPr>
-                <w:sz w:val="18"/>
-                <w:szCs w:val="24"/>
+                <w:sz w:val="16"/>
               </w:rPr>
             </w:pPr>
             <w:r>
@@ -1109,8 +1261,7 @@
                 <w:rFonts w:ascii="Calibri" w:hAnsi="Calibri"/>
                 <w:b/>
                 <w:color w:val="FFFFFF"/>
-                <w:sz w:val="18"/>
-                <w:szCs w:val="24"/>
+                <w:sz w:val="16"/>
               </w:rPr>
               <w:t>Modulo</w:t>
             </w:r>
@@ -1126,8 +1277,7 @@
             <w:pPr>
               <w:jc w:val="center"/>
               <w:rPr>
-                <w:sz w:val="18"/>
-                <w:szCs w:val="24"/>
+                <w:sz w:val="16"/>
               </w:rPr>
             </w:pPr>
             <w:r>
@@ -1135,8 +1285,7 @@
                 <w:rFonts w:ascii="Calibri" w:hAnsi="Calibri"/>
                 <w:b/>
                 <w:color w:val="FFFFFF"/>
-                <w:sz w:val="18"/>
-                <w:szCs w:val="24"/>
+                <w:sz w:val="16"/>
               </w:rPr>
               <w:t>SP</w:t>
             </w:r>
@@ -1145,8 +1294,7 @@
                 <w:rFonts w:ascii="Calibri" w:hAnsi="Calibri"/>
                 <w:b/>
                 <w:color w:val="FFFFFF"/>
-                <w:sz w:val="18"/>
-                <w:szCs w:val="24"/>
+                <w:sz w:val="16"/>
               </w:rPr>
               <w:br/>
               <w:t>Plan</w:t>
@@ -1163,8 +1311,7 @@
             <w:pPr>
               <w:jc w:val="center"/>
               <w:rPr>
-                <w:sz w:val="18"/>
-                <w:szCs w:val="24"/>
+                <w:sz w:val="16"/>
               </w:rPr>
             </w:pPr>
             <w:r>
@@ -1172,8 +1319,7 @@
                 <w:rFonts w:ascii="Calibri" w:hAnsi="Calibri"/>
                 <w:b/>
                 <w:color w:val="FFFFFF"/>
-                <w:sz w:val="18"/>
-                <w:szCs w:val="24"/>
+                <w:sz w:val="16"/>
               </w:rPr>
               <w:t>SP</w:t>
             </w:r>
@@ -1182,8 +1328,7 @@
                 <w:rFonts w:ascii="Calibri" w:hAnsi="Calibri"/>
                 <w:b/>
                 <w:color w:val="FFFFFF"/>
-                <w:sz w:val="18"/>
-                <w:szCs w:val="24"/>
+                <w:sz w:val="16"/>
               </w:rPr>
               <w:br/>
               <w:t>Real</w:t>
@@ -1200,8 +1345,7 @@
             <w:pPr>
               <w:jc w:val="center"/>
               <w:rPr>
-                <w:sz w:val="18"/>
-                <w:szCs w:val="24"/>
+                <w:sz w:val="16"/>
               </w:rPr>
             </w:pPr>
             <w:r>
@@ -1209,10 +1353,9 @@
                 <w:rFonts w:ascii="Calibri" w:hAnsi="Calibri"/>
                 <w:b/>
                 <w:color w:val="FFFFFF"/>
-                <w:sz w:val="18"/>
-                <w:szCs w:val="24"/>
-              </w:rPr>
-              <w:t>Variacion</w:t>
+                <w:sz w:val="16"/>
+              </w:rPr>
+              <w:t>Variación</w:t>
             </w:r>
           </w:p>
         </w:tc>
@@ -1226,8 +1369,7 @@
             <w:pPr>
               <w:jc w:val="center"/>
               <w:rPr>
-                <w:sz w:val="18"/>
-                <w:szCs w:val="24"/>
+                <w:sz w:val="16"/>
               </w:rPr>
             </w:pPr>
             <w:r>
@@ -1235,8 +1377,7 @@
                 <w:rFonts w:ascii="Calibri" w:hAnsi="Calibri"/>
                 <w:b/>
                 <w:color w:val="FFFFFF"/>
-                <w:sz w:val="18"/>
-                <w:szCs w:val="24"/>
+                <w:sz w:val="16"/>
               </w:rPr>
               <w:t>% Avance</w:t>
             </w:r>
@@ -1252,8 +1393,7 @@
             <w:pPr>
               <w:jc w:val="center"/>
               <w:rPr>
-                <w:sz w:val="18"/>
-                <w:szCs w:val="24"/>
+                <w:sz w:val="16"/>
               </w:rPr>
             </w:pPr>
             <w:r>
@@ -1261,8 +1401,7 @@
                 <w:rFonts w:ascii="Calibri" w:hAnsi="Calibri"/>
                 <w:b/>
                 <w:color w:val="FFFFFF"/>
-                <w:sz w:val="18"/>
-                <w:szCs w:val="24"/>
+                <w:sz w:val="16"/>
               </w:rPr>
               <w:t>Estado</w:t>
             </w:r>
@@ -1278,8 +1417,7 @@
             <w:pPr>
               <w:jc w:val="center"/>
               <w:rPr>
-                <w:sz w:val="18"/>
-                <w:szCs w:val="24"/>
+                <w:sz w:val="16"/>
               </w:rPr>
             </w:pPr>
             <w:r>
@@ -1287,8 +1425,7 @@
                 <w:rFonts w:ascii="Calibri" w:hAnsi="Calibri"/>
                 <w:b/>
                 <w:color w:val="FFFFFF"/>
-                <w:sz w:val="18"/>
-                <w:szCs w:val="24"/>
+                <w:sz w:val="16"/>
               </w:rPr>
               <w:t>Causa de</w:t>
             </w:r>
@@ -1297,11 +1434,18 @@
                 <w:rFonts w:ascii="Calibri" w:hAnsi="Calibri"/>
                 <w:b/>
                 <w:color w:val="FFFFFF"/>
-                <w:sz w:val="18"/>
-                <w:szCs w:val="24"/>
+                <w:sz w:val="16"/>
               </w:rPr>
               <w:br/>
-              <w:t>desvio</w:t>
+            </w:r>
+            <w:r>
+              <w:rPr>
+                <w:rFonts w:ascii="Calibri" w:hAnsi="Calibri"/>
+                <w:b/>
+                <w:color w:val="FFFFFF"/>
+                <w:sz w:val="16"/>
+              </w:rPr>
+              <w:t>desvío</w:t>
             </w:r>
           </w:p>
         </w:tc>
@@ -1320,16 +1464,14 @@
             <w:pPr>
               <w:jc w:val="center"/>
               <w:rPr>
-                <w:sz w:val="20"/>
-                <w:szCs w:val="28"/>
-              </w:rPr>
-            </w:pPr>
-            <w:r>
-              <w:rPr>
-                <w:rFonts w:ascii="Calibri" w:hAnsi="Calibri"/>
-                <w:color w:val="000000"/>
-                <w:sz w:val="20"/>
-                <w:szCs w:val="28"/>
+                <w:sz w:val="16"/>
+              </w:rPr>
+            </w:pPr>
+            <w:r>
+              <w:rPr>
+                <w:rFonts w:ascii="Calibri" w:hAnsi="Calibri"/>
+                <w:color w:val="000000"/>
+                <w:sz w:val="16"/>
               </w:rPr>
               <w:t>HU-06</w:t>
             </w:r>
@@ -1344,18 +1486,32 @@
           <w:p>
             <w:pPr>
               <w:rPr>
-                <w:sz w:val="20"/>
-                <w:szCs w:val="28"/>
-              </w:rPr>
-            </w:pPr>
-            <w:r>
-              <w:rPr>
-                <w:rFonts w:ascii="Calibri" w:hAnsi="Calibri"/>
-                <w:color w:val="000000"/>
-                <w:sz w:val="20"/>
-                <w:szCs w:val="28"/>
-              </w:rPr>
-              <w:t>CRUD completo de proyectos con asignacion de responsable (solo Admin)</w:t>
+                <w:sz w:val="16"/>
+              </w:rPr>
+            </w:pPr>
+            <w:r>
+              <w:rPr>
+                <w:rFonts w:ascii="Calibri" w:hAnsi="Calibri"/>
+                <w:color w:val="000000"/>
+                <w:sz w:val="16"/>
+              </w:rPr>
+              <w:t xml:space="preserve">CRUD completo de proyectos con </w:t>
+            </w:r>
+            <w:r>
+              <w:rPr>
+                <w:rFonts w:ascii="Calibri" w:hAnsi="Calibri"/>
+                <w:color w:val="000000"/>
+                <w:sz w:val="16"/>
+              </w:rPr>
+              <w:t>asignación</w:t>
+            </w:r>
+            <w:r>
+              <w:rPr>
+                <w:rFonts w:ascii="Calibri" w:hAnsi="Calibri"/>
+                <w:color w:val="000000"/>
+                <w:sz w:val="16"/>
+              </w:rPr>
+              <w:t xml:space="preserve"> de responsable (solo Admin)</w:t>
             </w:r>
           </w:p>
         </w:tc>
@@ -1369,16 +1525,14 @@
             <w:pPr>
               <w:jc w:val="center"/>
               <w:rPr>
-                <w:sz w:val="20"/>
-                <w:szCs w:val="28"/>
-              </w:rPr>
-            </w:pPr>
-            <w:r>
-              <w:rPr>
-                <w:rFonts w:ascii="Calibri" w:hAnsi="Calibri"/>
-                <w:color w:val="000000"/>
-                <w:sz w:val="20"/>
-                <w:szCs w:val="28"/>
+                <w:sz w:val="16"/>
+              </w:rPr>
+            </w:pPr>
+            <w:r>
+              <w:rPr>
+                <w:rFonts w:ascii="Calibri" w:hAnsi="Calibri"/>
+                <w:color w:val="000000"/>
+                <w:sz w:val="16"/>
               </w:rPr>
               <w:t>HU</w:t>
             </w:r>
@@ -1393,16 +1547,14 @@
           <w:p>
             <w:pPr>
               <w:rPr>
-                <w:sz w:val="20"/>
-                <w:szCs w:val="28"/>
-              </w:rPr>
-            </w:pPr>
-            <w:r>
-              <w:rPr>
-                <w:rFonts w:ascii="Calibri" w:hAnsi="Calibri"/>
-                <w:color w:val="000000"/>
-                <w:sz w:val="20"/>
-                <w:szCs w:val="28"/>
+                <w:sz w:val="16"/>
+              </w:rPr>
+            </w:pPr>
+            <w:r>
+              <w:rPr>
+                <w:rFonts w:ascii="Calibri" w:hAnsi="Calibri"/>
+                <w:color w:val="000000"/>
+                <w:sz w:val="16"/>
               </w:rPr>
               <w:t>Proyectos</w:t>
             </w:r>
@@ -1418,16 +1570,14 @@
             <w:pPr>
               <w:jc w:val="center"/>
               <w:rPr>
-                <w:sz w:val="20"/>
-                <w:szCs w:val="28"/>
-              </w:rPr>
-            </w:pPr>
-            <w:r>
-              <w:rPr>
-                <w:rFonts w:ascii="Calibri" w:hAnsi="Calibri"/>
-                <w:color w:val="000000"/>
-                <w:sz w:val="20"/>
-                <w:szCs w:val="28"/>
+                <w:sz w:val="16"/>
+              </w:rPr>
+            </w:pPr>
+            <w:r>
+              <w:rPr>
+                <w:rFonts w:ascii="Calibri" w:hAnsi="Calibri"/>
+                <w:color w:val="000000"/>
+                <w:sz w:val="16"/>
               </w:rPr>
               <w:t>8</w:t>
             </w:r>
@@ -1443,16 +1593,14 @@
             <w:pPr>
               <w:jc w:val="center"/>
               <w:rPr>
-                <w:sz w:val="20"/>
-                <w:szCs w:val="28"/>
-              </w:rPr>
-            </w:pPr>
-            <w:r>
-              <w:rPr>
-                <w:rFonts w:ascii="Calibri" w:hAnsi="Calibri"/>
-                <w:color w:val="000000"/>
-                <w:sz w:val="20"/>
-                <w:szCs w:val="28"/>
+                <w:sz w:val="16"/>
+              </w:rPr>
+            </w:pPr>
+            <w:r>
+              <w:rPr>
+                <w:rFonts w:ascii="Calibri" w:hAnsi="Calibri"/>
+                <w:color w:val="000000"/>
+                <w:sz w:val="16"/>
               </w:rPr>
               <w:t>8</w:t>
             </w:r>
@@ -1468,16 +1616,14 @@
             <w:pPr>
               <w:jc w:val="center"/>
               <w:rPr>
-                <w:sz w:val="20"/>
-                <w:szCs w:val="28"/>
-              </w:rPr>
-            </w:pPr>
-            <w:r>
-              <w:rPr>
-                <w:rFonts w:ascii="Calibri" w:hAnsi="Calibri"/>
-                <w:color w:val="000000"/>
-                <w:sz w:val="20"/>
-                <w:szCs w:val="28"/>
+                <w:sz w:val="16"/>
+              </w:rPr>
+            </w:pPr>
+            <w:r>
+              <w:rPr>
+                <w:rFonts w:ascii="Calibri" w:hAnsi="Calibri"/>
+                <w:color w:val="000000"/>
+                <w:sz w:val="16"/>
               </w:rPr>
               <w:t>0</w:t>
             </w:r>
@@ -1493,16 +1639,14 @@
             <w:pPr>
               <w:jc w:val="center"/>
               <w:rPr>
-                <w:sz w:val="20"/>
-                <w:szCs w:val="28"/>
-              </w:rPr>
-            </w:pPr>
-            <w:r>
-              <w:rPr>
-                <w:rFonts w:ascii="Calibri" w:hAnsi="Calibri"/>
-                <w:color w:val="000000"/>
-                <w:sz w:val="20"/>
-                <w:szCs w:val="28"/>
+                <w:sz w:val="16"/>
+              </w:rPr>
+            </w:pPr>
+            <w:r>
+              <w:rPr>
+                <w:rFonts w:ascii="Calibri" w:hAnsi="Calibri"/>
+                <w:color w:val="000000"/>
+                <w:sz w:val="16"/>
               </w:rPr>
               <w:t>100%</w:t>
             </w:r>
@@ -1518,16 +1662,14 @@
             <w:pPr>
               <w:jc w:val="center"/>
               <w:rPr>
-                <w:sz w:val="20"/>
-                <w:szCs w:val="28"/>
-              </w:rPr>
-            </w:pPr>
-            <w:r>
-              <w:rPr>
-                <w:rFonts w:ascii="Calibri" w:hAnsi="Calibri"/>
-                <w:color w:val="000000"/>
-                <w:sz w:val="20"/>
-                <w:szCs w:val="28"/>
+                <w:sz w:val="16"/>
+              </w:rPr>
+            </w:pPr>
+            <w:r>
+              <w:rPr>
+                <w:rFonts w:ascii="Calibri" w:hAnsi="Calibri"/>
+                <w:color w:val="000000"/>
+                <w:sz w:val="16"/>
               </w:rPr>
               <w:t>Completado</w:t>
             </w:r>
@@ -1542,18 +1684,24 @@
           <w:p>
             <w:pPr>
               <w:rPr>
-                <w:sz w:val="20"/>
-                <w:szCs w:val="28"/>
-              </w:rPr>
-            </w:pPr>
-            <w:r>
-              <w:rPr>
-                <w:rFonts w:ascii="Calibri" w:hAnsi="Calibri"/>
-                <w:color w:val="000000"/>
-                <w:sz w:val="20"/>
-                <w:szCs w:val="28"/>
-              </w:rPr>
-              <w:t>Sin desvio</w:t>
+                <w:sz w:val="16"/>
+              </w:rPr>
+            </w:pPr>
+            <w:r>
+              <w:rPr>
+                <w:rFonts w:ascii="Calibri" w:hAnsi="Calibri"/>
+                <w:color w:val="000000"/>
+                <w:sz w:val="16"/>
+              </w:rPr>
+              <w:t xml:space="preserve">Sin </w:t>
+            </w:r>
+            <w:r>
+              <w:rPr>
+                <w:rFonts w:ascii="Calibri" w:hAnsi="Calibri"/>
+                <w:color w:val="000000"/>
+                <w:sz w:val="16"/>
+              </w:rPr>
+              <w:t>desvío</w:t>
             </w:r>
           </w:p>
         </w:tc>
@@ -1572,16 +1720,14 @@
             <w:pPr>
               <w:jc w:val="center"/>
               <w:rPr>
-                <w:sz w:val="20"/>
-                <w:szCs w:val="28"/>
-              </w:rPr>
-            </w:pPr>
-            <w:r>
-              <w:rPr>
-                <w:rFonts w:ascii="Calibri" w:hAnsi="Calibri"/>
-                <w:color w:val="000000"/>
-                <w:sz w:val="20"/>
-                <w:szCs w:val="28"/>
+                <w:sz w:val="16"/>
+              </w:rPr>
+            </w:pPr>
+            <w:r>
+              <w:rPr>
+                <w:rFonts w:ascii="Calibri" w:hAnsi="Calibri"/>
+                <w:color w:val="000000"/>
+                <w:sz w:val="16"/>
               </w:rPr>
               <w:t>HU-07</w:t>
             </w:r>
@@ -1596,18 +1742,48 @@
           <w:p>
             <w:pPr>
               <w:rPr>
-                <w:sz w:val="20"/>
-                <w:szCs w:val="28"/>
-              </w:rPr>
-            </w:pPr>
-            <w:r>
-              <w:rPr>
-                <w:rFonts w:ascii="Calibri" w:hAnsi="Calibri"/>
-                <w:color w:val="000000"/>
-                <w:sz w:val="20"/>
-                <w:szCs w:val="28"/>
-              </w:rPr>
-              <w:t>Registrar avance fisico de obra con evidencia fotografica obligatoria</w:t>
+                <w:sz w:val="16"/>
+              </w:rPr>
+            </w:pPr>
+            <w:r>
+              <w:rPr>
+                <w:rFonts w:ascii="Calibri" w:hAnsi="Calibri"/>
+                <w:color w:val="000000"/>
+                <w:sz w:val="16"/>
+              </w:rPr>
+              <w:t xml:space="preserve">Registrar avance </w:t>
+            </w:r>
+            <w:r>
+              <w:rPr>
+                <w:rFonts w:ascii="Calibri" w:hAnsi="Calibri"/>
+                <w:color w:val="000000"/>
+                <w:sz w:val="16"/>
+              </w:rPr>
+              <w:t>físico</w:t>
+            </w:r>
+            <w:r>
+              <w:rPr>
+                <w:rFonts w:ascii="Calibri" w:hAnsi="Calibri"/>
+                <w:color w:val="000000"/>
+                <w:sz w:val="16"/>
+              </w:rPr>
+              <w:t xml:space="preserve"> de obra con evidencia </w:t>
+            </w:r>
+            <w:r>
+              <w:rPr>
+                <w:rFonts w:ascii="Calibri" w:hAnsi="Calibri"/>
+                <w:color w:val="000000"/>
+                <w:sz w:val="16"/>
+              </w:rPr>
+              <w:t>fotográfica</w:t>
+            </w:r>
+            <w:r>
+              <w:rPr>
+                <w:rFonts w:ascii="Calibri" w:hAnsi="Calibri"/>
+                <w:color w:val="000000"/>
+                <w:sz w:val="16"/>
+              </w:rPr>
+              <w:t xml:space="preserve"> obligatoria</w:t>
             </w:r>
           </w:p>
         </w:tc>
@@ -1621,16 +1797,14 @@
             <w:pPr>
               <w:jc w:val="center"/>
               <w:rPr>
-                <w:sz w:val="20"/>
-                <w:szCs w:val="28"/>
-              </w:rPr>
-            </w:pPr>
-            <w:r>
-              <w:rPr>
-                <w:rFonts w:ascii="Calibri" w:hAnsi="Calibri"/>
-                <w:color w:val="000000"/>
-                <w:sz w:val="20"/>
-                <w:szCs w:val="28"/>
+                <w:sz w:val="16"/>
+              </w:rPr>
+            </w:pPr>
+            <w:r>
+              <w:rPr>
+                <w:rFonts w:ascii="Calibri" w:hAnsi="Calibri"/>
+                <w:color w:val="000000"/>
+                <w:sz w:val="16"/>
               </w:rPr>
               <w:t>HU</w:t>
             </w:r>
@@ -1645,16 +1819,14 @@
           <w:p>
             <w:pPr>
               <w:rPr>
-                <w:sz w:val="20"/>
-                <w:szCs w:val="28"/>
-              </w:rPr>
-            </w:pPr>
-            <w:r>
-              <w:rPr>
-                <w:rFonts w:ascii="Calibri" w:hAnsi="Calibri"/>
-                <w:color w:val="000000"/>
-                <w:sz w:val="20"/>
-                <w:szCs w:val="28"/>
+                <w:sz w:val="16"/>
+              </w:rPr>
+            </w:pPr>
+            <w:r>
+              <w:rPr>
+                <w:rFonts w:ascii="Calibri" w:hAnsi="Calibri"/>
+                <w:color w:val="000000"/>
+                <w:sz w:val="16"/>
               </w:rPr>
               <w:t>Avances</w:t>
             </w:r>
@@ -1670,16 +1842,14 @@
             <w:pPr>
               <w:jc w:val="center"/>
               <w:rPr>
-                <w:sz w:val="20"/>
-                <w:szCs w:val="28"/>
-              </w:rPr>
-            </w:pPr>
-            <w:r>
-              <w:rPr>
-                <w:rFonts w:ascii="Calibri" w:hAnsi="Calibri"/>
-                <w:color w:val="000000"/>
-                <w:sz w:val="20"/>
-                <w:szCs w:val="28"/>
+                <w:sz w:val="16"/>
+              </w:rPr>
+            </w:pPr>
+            <w:r>
+              <w:rPr>
+                <w:rFonts w:ascii="Calibri" w:hAnsi="Calibri"/>
+                <w:color w:val="000000"/>
+                <w:sz w:val="16"/>
               </w:rPr>
               <w:t>8</w:t>
             </w:r>
@@ -1695,16 +1865,14 @@
             <w:pPr>
               <w:jc w:val="center"/>
               <w:rPr>
-                <w:sz w:val="20"/>
-                <w:szCs w:val="28"/>
-              </w:rPr>
-            </w:pPr>
-            <w:r>
-              <w:rPr>
-                <w:rFonts w:ascii="Calibri" w:hAnsi="Calibri"/>
-                <w:color w:val="000000"/>
-                <w:sz w:val="20"/>
-                <w:szCs w:val="28"/>
+                <w:sz w:val="16"/>
+              </w:rPr>
+            </w:pPr>
+            <w:r>
+              <w:rPr>
+                <w:rFonts w:ascii="Calibri" w:hAnsi="Calibri"/>
+                <w:color w:val="000000"/>
+                <w:sz w:val="16"/>
               </w:rPr>
               <w:t>8</w:t>
             </w:r>
@@ -1720,16 +1888,14 @@
             <w:pPr>
               <w:jc w:val="center"/>
               <w:rPr>
-                <w:sz w:val="20"/>
-                <w:szCs w:val="28"/>
-              </w:rPr>
-            </w:pPr>
-            <w:r>
-              <w:rPr>
-                <w:rFonts w:ascii="Calibri" w:hAnsi="Calibri"/>
-                <w:color w:val="000000"/>
-                <w:sz w:val="20"/>
-                <w:szCs w:val="28"/>
+                <w:sz w:val="16"/>
+              </w:rPr>
+            </w:pPr>
+            <w:r>
+              <w:rPr>
+                <w:rFonts w:ascii="Calibri" w:hAnsi="Calibri"/>
+                <w:color w:val="000000"/>
+                <w:sz w:val="16"/>
               </w:rPr>
               <w:t>0</w:t>
             </w:r>
@@ -1745,16 +1911,14 @@
             <w:pPr>
               <w:jc w:val="center"/>
               <w:rPr>
-                <w:sz w:val="20"/>
-                <w:szCs w:val="28"/>
-              </w:rPr>
-            </w:pPr>
-            <w:r>
-              <w:rPr>
-                <w:rFonts w:ascii="Calibri" w:hAnsi="Calibri"/>
-                <w:color w:val="000000"/>
-                <w:sz w:val="20"/>
-                <w:szCs w:val="28"/>
+                <w:sz w:val="16"/>
+              </w:rPr>
+            </w:pPr>
+            <w:r>
+              <w:rPr>
+                <w:rFonts w:ascii="Calibri" w:hAnsi="Calibri"/>
+                <w:color w:val="000000"/>
+                <w:sz w:val="16"/>
               </w:rPr>
               <w:t>100%</w:t>
             </w:r>
@@ -1770,16 +1934,14 @@
             <w:pPr>
               <w:jc w:val="center"/>
               <w:rPr>
-                <w:sz w:val="20"/>
-                <w:szCs w:val="28"/>
-              </w:rPr>
-            </w:pPr>
-            <w:r>
-              <w:rPr>
-                <w:rFonts w:ascii="Calibri" w:hAnsi="Calibri"/>
-                <w:color w:val="000000"/>
-                <w:sz w:val="20"/>
-                <w:szCs w:val="28"/>
+                <w:sz w:val="16"/>
+              </w:rPr>
+            </w:pPr>
+            <w:r>
+              <w:rPr>
+                <w:rFonts w:ascii="Calibri" w:hAnsi="Calibri"/>
+                <w:color w:val="000000"/>
+                <w:sz w:val="16"/>
               </w:rPr>
               <w:t>Completado</w:t>
             </w:r>
@@ -1794,18 +1956,24 @@
           <w:p>
             <w:pPr>
               <w:rPr>
-                <w:sz w:val="20"/>
-                <w:szCs w:val="28"/>
-              </w:rPr>
-            </w:pPr>
-            <w:r>
-              <w:rPr>
-                <w:rFonts w:ascii="Calibri" w:hAnsi="Calibri"/>
-                <w:color w:val="000000"/>
-                <w:sz w:val="20"/>
-                <w:szCs w:val="28"/>
-              </w:rPr>
-              <w:t>Sin desvio</w:t>
+                <w:sz w:val="16"/>
+              </w:rPr>
+            </w:pPr>
+            <w:r>
+              <w:rPr>
+                <w:rFonts w:ascii="Calibri" w:hAnsi="Calibri"/>
+                <w:color w:val="000000"/>
+                <w:sz w:val="16"/>
+              </w:rPr>
+              <w:t xml:space="preserve">Sin </w:t>
+            </w:r>
+            <w:r>
+              <w:rPr>
+                <w:rFonts w:ascii="Calibri" w:hAnsi="Calibri"/>
+                <w:color w:val="000000"/>
+                <w:sz w:val="16"/>
+              </w:rPr>
+              <w:t>desvío</w:t>
             </w:r>
           </w:p>
         </w:tc>
@@ -1824,16 +1992,14 @@
             <w:pPr>
               <w:jc w:val="center"/>
               <w:rPr>
-                <w:sz w:val="20"/>
-                <w:szCs w:val="28"/>
-              </w:rPr>
-            </w:pPr>
-            <w:r>
-              <w:rPr>
-                <w:rFonts w:ascii="Calibri" w:hAnsi="Calibri"/>
-                <w:color w:val="000000"/>
-                <w:sz w:val="20"/>
-                <w:szCs w:val="28"/>
+                <w:sz w:val="16"/>
+              </w:rPr>
+            </w:pPr>
+            <w:r>
+              <w:rPr>
+                <w:rFonts w:ascii="Calibri" w:hAnsi="Calibri"/>
+                <w:color w:val="000000"/>
+                <w:sz w:val="16"/>
               </w:rPr>
               <w:t>HU-08</w:t>
             </w:r>
@@ -1848,16 +2014,14 @@
           <w:p>
             <w:pPr>
               <w:rPr>
-                <w:sz w:val="20"/>
-                <w:szCs w:val="28"/>
-              </w:rPr>
-            </w:pPr>
-            <w:r>
-              <w:rPr>
-                <w:rFonts w:ascii="Calibri" w:hAnsi="Calibri"/>
-                <w:color w:val="000000"/>
-                <w:sz w:val="20"/>
-                <w:szCs w:val="28"/>
+                <w:sz w:val="16"/>
+              </w:rPr>
+            </w:pPr>
+            <w:r>
+              <w:rPr>
+                <w:rFonts w:ascii="Calibri" w:hAnsi="Calibri"/>
+                <w:color w:val="000000"/>
+                <w:sz w:val="16"/>
               </w:rPr>
               <w:t>Consultar historial de avances por rubro con datos del residente</w:t>
             </w:r>
@@ -1873,16 +2037,14 @@
             <w:pPr>
               <w:jc w:val="center"/>
               <w:rPr>
-                <w:sz w:val="20"/>
-                <w:szCs w:val="28"/>
-              </w:rPr>
-            </w:pPr>
-            <w:r>
-              <w:rPr>
-                <w:rFonts w:ascii="Calibri" w:hAnsi="Calibri"/>
-                <w:color w:val="000000"/>
-                <w:sz w:val="20"/>
-                <w:szCs w:val="28"/>
+                <w:sz w:val="16"/>
+              </w:rPr>
+            </w:pPr>
+            <w:r>
+              <w:rPr>
+                <w:rFonts w:ascii="Calibri" w:hAnsi="Calibri"/>
+                <w:color w:val="000000"/>
+                <w:sz w:val="16"/>
               </w:rPr>
               <w:t>HU</w:t>
             </w:r>
@@ -1897,16 +2059,14 @@
           <w:p>
             <w:pPr>
               <w:rPr>
-                <w:sz w:val="20"/>
-                <w:szCs w:val="28"/>
-              </w:rPr>
-            </w:pPr>
-            <w:r>
-              <w:rPr>
-                <w:rFonts w:ascii="Calibri" w:hAnsi="Calibri"/>
-                <w:color w:val="000000"/>
-                <w:sz w:val="20"/>
-                <w:szCs w:val="28"/>
+                <w:sz w:val="16"/>
+              </w:rPr>
+            </w:pPr>
+            <w:r>
+              <w:rPr>
+                <w:rFonts w:ascii="Calibri" w:hAnsi="Calibri"/>
+                <w:color w:val="000000"/>
+                <w:sz w:val="16"/>
               </w:rPr>
               <w:t>Avances</w:t>
             </w:r>
@@ -1922,16 +2082,14 @@
             <w:pPr>
               <w:jc w:val="center"/>
               <w:rPr>
-                <w:sz w:val="20"/>
-                <w:szCs w:val="28"/>
-              </w:rPr>
-            </w:pPr>
-            <w:r>
-              <w:rPr>
-                <w:rFonts w:ascii="Calibri" w:hAnsi="Calibri"/>
-                <w:color w:val="000000"/>
-                <w:sz w:val="20"/>
-                <w:szCs w:val="28"/>
+                <w:sz w:val="16"/>
+              </w:rPr>
+            </w:pPr>
+            <w:r>
+              <w:rPr>
+                <w:rFonts w:ascii="Calibri" w:hAnsi="Calibri"/>
+                <w:color w:val="000000"/>
+                <w:sz w:val="16"/>
               </w:rPr>
               <w:t>5</w:t>
             </w:r>
@@ -1947,16 +2105,14 @@
             <w:pPr>
               <w:jc w:val="center"/>
               <w:rPr>
-                <w:sz w:val="20"/>
-                <w:szCs w:val="28"/>
-              </w:rPr>
-            </w:pPr>
-            <w:r>
-              <w:rPr>
-                <w:rFonts w:ascii="Calibri" w:hAnsi="Calibri"/>
-                <w:color w:val="000000"/>
-                <w:sz w:val="20"/>
-                <w:szCs w:val="28"/>
+                <w:sz w:val="16"/>
+              </w:rPr>
+            </w:pPr>
+            <w:r>
+              <w:rPr>
+                <w:rFonts w:ascii="Calibri" w:hAnsi="Calibri"/>
+                <w:color w:val="000000"/>
+                <w:sz w:val="16"/>
               </w:rPr>
               <w:t>5</w:t>
             </w:r>
@@ -1972,16 +2128,14 @@
             <w:pPr>
               <w:jc w:val="center"/>
               <w:rPr>
-                <w:sz w:val="20"/>
-                <w:szCs w:val="28"/>
-              </w:rPr>
-            </w:pPr>
-            <w:r>
-              <w:rPr>
-                <w:rFonts w:ascii="Calibri" w:hAnsi="Calibri"/>
-                <w:color w:val="000000"/>
-                <w:sz w:val="20"/>
-                <w:szCs w:val="28"/>
+                <w:sz w:val="16"/>
+              </w:rPr>
+            </w:pPr>
+            <w:r>
+              <w:rPr>
+                <w:rFonts w:ascii="Calibri" w:hAnsi="Calibri"/>
+                <w:color w:val="000000"/>
+                <w:sz w:val="16"/>
               </w:rPr>
               <w:t>0</w:t>
             </w:r>
@@ -1997,16 +2151,14 @@
             <w:pPr>
               <w:jc w:val="center"/>
               <w:rPr>
-                <w:sz w:val="20"/>
-                <w:szCs w:val="28"/>
-              </w:rPr>
-            </w:pPr>
-            <w:r>
-              <w:rPr>
-                <w:rFonts w:ascii="Calibri" w:hAnsi="Calibri"/>
-                <w:color w:val="000000"/>
-                <w:sz w:val="20"/>
-                <w:szCs w:val="28"/>
+                <w:sz w:val="16"/>
+              </w:rPr>
+            </w:pPr>
+            <w:r>
+              <w:rPr>
+                <w:rFonts w:ascii="Calibri" w:hAnsi="Calibri"/>
+                <w:color w:val="000000"/>
+                <w:sz w:val="16"/>
               </w:rPr>
               <w:t>100%</w:t>
             </w:r>
@@ -2022,16 +2174,14 @@
             <w:pPr>
               <w:jc w:val="center"/>
               <w:rPr>
-                <w:sz w:val="20"/>
-                <w:szCs w:val="28"/>
-              </w:rPr>
-            </w:pPr>
-            <w:r>
-              <w:rPr>
-                <w:rFonts w:ascii="Calibri" w:hAnsi="Calibri"/>
-                <w:color w:val="000000"/>
-                <w:sz w:val="20"/>
-                <w:szCs w:val="28"/>
+                <w:sz w:val="16"/>
+              </w:rPr>
+            </w:pPr>
+            <w:r>
+              <w:rPr>
+                <w:rFonts w:ascii="Calibri" w:hAnsi="Calibri"/>
+                <w:color w:val="000000"/>
+                <w:sz w:val="16"/>
               </w:rPr>
               <w:t>Completado</w:t>
             </w:r>
@@ -2046,18 +2196,24 @@
           <w:p>
             <w:pPr>
               <w:rPr>
-                <w:sz w:val="20"/>
-                <w:szCs w:val="28"/>
-              </w:rPr>
-            </w:pPr>
-            <w:r>
-              <w:rPr>
-                <w:rFonts w:ascii="Calibri" w:hAnsi="Calibri"/>
-                <w:color w:val="000000"/>
-                <w:sz w:val="20"/>
-                <w:szCs w:val="28"/>
-              </w:rPr>
-              <w:t>Sin desvio</w:t>
+                <w:sz w:val="16"/>
+              </w:rPr>
+            </w:pPr>
+            <w:r>
+              <w:rPr>
+                <w:rFonts w:ascii="Calibri" w:hAnsi="Calibri"/>
+                <w:color w:val="000000"/>
+                <w:sz w:val="16"/>
+              </w:rPr>
+              <w:t xml:space="preserve">Sin </w:t>
+            </w:r>
+            <w:r>
+              <w:rPr>
+                <w:rFonts w:ascii="Calibri" w:hAnsi="Calibri"/>
+                <w:color w:val="000000"/>
+                <w:sz w:val="16"/>
+              </w:rPr>
+              <w:t>desvío</w:t>
             </w:r>
           </w:p>
         </w:tc>
@@ -2076,16 +2232,14 @@
             <w:pPr>
               <w:jc w:val="center"/>
               <w:rPr>
-                <w:sz w:val="20"/>
-                <w:szCs w:val="28"/>
-              </w:rPr>
-            </w:pPr>
-            <w:r>
-              <w:rPr>
-                <w:rFonts w:ascii="Calibri" w:hAnsi="Calibri"/>
-                <w:color w:val="000000"/>
-                <w:sz w:val="20"/>
-                <w:szCs w:val="28"/>
+                <w:sz w:val="16"/>
+              </w:rPr>
+            </w:pPr>
+            <w:r>
+              <w:rPr>
+                <w:rFonts w:ascii="Calibri" w:hAnsi="Calibri"/>
+                <w:color w:val="000000"/>
+                <w:sz w:val="16"/>
               </w:rPr>
               <w:t>HT-03</w:t>
             </w:r>
@@ -2100,16 +2254,14 @@
           <w:p>
             <w:pPr>
               <w:rPr>
-                <w:sz w:val="20"/>
-                <w:szCs w:val="28"/>
-              </w:rPr>
-            </w:pPr>
-            <w:r>
-              <w:rPr>
-                <w:rFonts w:ascii="Calibri" w:hAnsi="Calibri"/>
-                <w:color w:val="000000"/>
-                <w:sz w:val="20"/>
-                <w:szCs w:val="28"/>
+                <w:sz w:val="16"/>
+              </w:rPr>
+            </w:pPr>
+            <w:r>
+              <w:rPr>
+                <w:rFonts w:ascii="Calibri" w:hAnsi="Calibri"/>
+                <w:color w:val="000000"/>
+                <w:sz w:val="16"/>
               </w:rPr>
               <w:t>Carga masiva de rubros desde API (POST /proyectos/:id/rubros/bulk)</w:t>
             </w:r>
@@ -2125,16 +2277,14 @@
             <w:pPr>
               <w:jc w:val="center"/>
               <w:rPr>
-                <w:sz w:val="20"/>
-                <w:szCs w:val="28"/>
-              </w:rPr>
-            </w:pPr>
-            <w:r>
-              <w:rPr>
-                <w:rFonts w:ascii="Calibri" w:hAnsi="Calibri"/>
-                <w:color w:val="000000"/>
-                <w:sz w:val="20"/>
-                <w:szCs w:val="28"/>
+                <w:sz w:val="16"/>
+              </w:rPr>
+            </w:pPr>
+            <w:r>
+              <w:rPr>
+                <w:rFonts w:ascii="Calibri" w:hAnsi="Calibri"/>
+                <w:color w:val="000000"/>
+                <w:sz w:val="16"/>
               </w:rPr>
               <w:t>HT</w:t>
             </w:r>
@@ -2149,16 +2299,14 @@
           <w:p>
             <w:pPr>
               <w:rPr>
-                <w:sz w:val="20"/>
-                <w:szCs w:val="28"/>
-              </w:rPr>
-            </w:pPr>
-            <w:r>
-              <w:rPr>
-                <w:rFonts w:ascii="Calibri" w:hAnsi="Calibri"/>
-                <w:color w:val="000000"/>
-                <w:sz w:val="20"/>
-                <w:szCs w:val="28"/>
+                <w:sz w:val="16"/>
+              </w:rPr>
+            </w:pPr>
+            <w:r>
+              <w:rPr>
+                <w:rFonts w:ascii="Calibri" w:hAnsi="Calibri"/>
+                <w:color w:val="000000"/>
+                <w:sz w:val="16"/>
               </w:rPr>
               <w:t>Proyectos</w:t>
             </w:r>
@@ -2174,16 +2322,14 @@
             <w:pPr>
               <w:jc w:val="center"/>
               <w:rPr>
-                <w:sz w:val="20"/>
-                <w:szCs w:val="28"/>
-              </w:rPr>
-            </w:pPr>
-            <w:r>
-              <w:rPr>
-                <w:rFonts w:ascii="Calibri" w:hAnsi="Calibri"/>
-                <w:color w:val="000000"/>
-                <w:sz w:val="20"/>
-                <w:szCs w:val="28"/>
+                <w:sz w:val="16"/>
+              </w:rPr>
+            </w:pPr>
+            <w:r>
+              <w:rPr>
+                <w:rFonts w:ascii="Calibri" w:hAnsi="Calibri"/>
+                <w:color w:val="000000"/>
+                <w:sz w:val="16"/>
               </w:rPr>
               <w:t>5</w:t>
             </w:r>
@@ -2199,16 +2345,14 @@
             <w:pPr>
               <w:jc w:val="center"/>
               <w:rPr>
-                <w:sz w:val="20"/>
-                <w:szCs w:val="28"/>
-              </w:rPr>
-            </w:pPr>
-            <w:r>
-              <w:rPr>
-                <w:rFonts w:ascii="Calibri" w:hAnsi="Calibri"/>
-                <w:color w:val="000000"/>
-                <w:sz w:val="20"/>
-                <w:szCs w:val="28"/>
+                <w:sz w:val="16"/>
+              </w:rPr>
+            </w:pPr>
+            <w:r>
+              <w:rPr>
+                <w:rFonts w:ascii="Calibri" w:hAnsi="Calibri"/>
+                <w:color w:val="000000"/>
+                <w:sz w:val="16"/>
               </w:rPr>
               <w:t>5</w:t>
             </w:r>
@@ -2224,16 +2368,14 @@
             <w:pPr>
               <w:jc w:val="center"/>
               <w:rPr>
-                <w:sz w:val="20"/>
-                <w:szCs w:val="28"/>
-              </w:rPr>
-            </w:pPr>
-            <w:r>
-              <w:rPr>
-                <w:rFonts w:ascii="Calibri" w:hAnsi="Calibri"/>
-                <w:color w:val="000000"/>
-                <w:sz w:val="20"/>
-                <w:szCs w:val="28"/>
+                <w:sz w:val="16"/>
+              </w:rPr>
+            </w:pPr>
+            <w:r>
+              <w:rPr>
+                <w:rFonts w:ascii="Calibri" w:hAnsi="Calibri"/>
+                <w:color w:val="000000"/>
+                <w:sz w:val="16"/>
               </w:rPr>
               <w:t>0</w:t>
             </w:r>
@@ -2249,16 +2391,14 @@
             <w:pPr>
               <w:jc w:val="center"/>
               <w:rPr>
-                <w:sz w:val="20"/>
-                <w:szCs w:val="28"/>
-              </w:rPr>
-            </w:pPr>
-            <w:r>
-              <w:rPr>
-                <w:rFonts w:ascii="Calibri" w:hAnsi="Calibri"/>
-                <w:color w:val="000000"/>
-                <w:sz w:val="20"/>
-                <w:szCs w:val="28"/>
+                <w:sz w:val="16"/>
+              </w:rPr>
+            </w:pPr>
+            <w:r>
+              <w:rPr>
+                <w:rFonts w:ascii="Calibri" w:hAnsi="Calibri"/>
+                <w:color w:val="000000"/>
+                <w:sz w:val="16"/>
               </w:rPr>
               <w:t>100%</w:t>
             </w:r>
@@ -2274,16 +2414,14 @@
             <w:pPr>
               <w:jc w:val="center"/>
               <w:rPr>
-                <w:sz w:val="20"/>
-                <w:szCs w:val="28"/>
-              </w:rPr>
-            </w:pPr>
-            <w:r>
-              <w:rPr>
-                <w:rFonts w:ascii="Calibri" w:hAnsi="Calibri"/>
-                <w:color w:val="000000"/>
-                <w:sz w:val="20"/>
-                <w:szCs w:val="28"/>
+                <w:sz w:val="16"/>
+              </w:rPr>
+            </w:pPr>
+            <w:r>
+              <w:rPr>
+                <w:rFonts w:ascii="Calibri" w:hAnsi="Calibri"/>
+                <w:color w:val="000000"/>
+                <w:sz w:val="16"/>
               </w:rPr>
               <w:t>Completado</w:t>
             </w:r>
@@ -2298,18 +2436,24 @@
           <w:p>
             <w:pPr>
               <w:rPr>
-                <w:sz w:val="20"/>
-                <w:szCs w:val="28"/>
-              </w:rPr>
-            </w:pPr>
-            <w:r>
-              <w:rPr>
-                <w:rFonts w:ascii="Calibri" w:hAnsi="Calibri"/>
-                <w:color w:val="000000"/>
-                <w:sz w:val="20"/>
-                <w:szCs w:val="28"/>
-              </w:rPr>
-              <w:t>Sin desvio</w:t>
+                <w:sz w:val="16"/>
+              </w:rPr>
+            </w:pPr>
+            <w:r>
+              <w:rPr>
+                <w:rFonts w:ascii="Calibri" w:hAnsi="Calibri"/>
+                <w:color w:val="000000"/>
+                <w:sz w:val="16"/>
+              </w:rPr>
+              <w:t xml:space="preserve">Sin </w:t>
+            </w:r>
+            <w:r>
+              <w:rPr>
+                <w:rFonts w:ascii="Calibri" w:hAnsi="Calibri"/>
+                <w:color w:val="000000"/>
+                <w:sz w:val="16"/>
+              </w:rPr>
+              <w:t>desvío</w:t>
             </w:r>
           </w:p>
         </w:tc>
@@ -2328,16 +2472,14 @@
             <w:pPr>
               <w:jc w:val="center"/>
               <w:rPr>
-                <w:sz w:val="20"/>
-                <w:szCs w:val="28"/>
-              </w:rPr>
-            </w:pPr>
-            <w:r>
-              <w:rPr>
-                <w:rFonts w:ascii="Calibri" w:hAnsi="Calibri"/>
-                <w:color w:val="000000"/>
-                <w:sz w:val="20"/>
-                <w:szCs w:val="28"/>
+                <w:sz w:val="16"/>
+              </w:rPr>
+            </w:pPr>
+            <w:r>
+              <w:rPr>
+                <w:rFonts w:ascii="Calibri" w:hAnsi="Calibri"/>
+                <w:color w:val="000000"/>
+                <w:sz w:val="16"/>
               </w:rPr>
               <w:t>HT-04</w:t>
             </w:r>
@@ -2352,18 +2494,32 @@
           <w:p>
             <w:pPr>
               <w:rPr>
-                <w:sz w:val="20"/>
-                <w:szCs w:val="28"/>
-              </w:rPr>
-            </w:pPr>
-            <w:r>
-              <w:rPr>
-                <w:rFonts w:ascii="Calibri" w:hAnsi="Calibri"/>
-                <w:color w:val="000000"/>
-                <w:sz w:val="20"/>
-                <w:szCs w:val="28"/>
-              </w:rPr>
-              <w:t>StorageService: almacenamiento local de evidencia fotografica (extensible a S3)</w:t>
+                <w:sz w:val="16"/>
+              </w:rPr>
+            </w:pPr>
+            <w:r>
+              <w:rPr>
+                <w:rFonts w:ascii="Calibri" w:hAnsi="Calibri"/>
+                <w:color w:val="000000"/>
+                <w:sz w:val="16"/>
+              </w:rPr>
+              <w:t xml:space="preserve">StorageService: almacenamiento local de evidencia </w:t>
+            </w:r>
+            <w:r>
+              <w:rPr>
+                <w:rFonts w:ascii="Calibri" w:hAnsi="Calibri"/>
+                <w:color w:val="000000"/>
+                <w:sz w:val="16"/>
+              </w:rPr>
+              <w:t>fotográfica</w:t>
+            </w:r>
+            <w:r>
+              <w:rPr>
+                <w:rFonts w:ascii="Calibri" w:hAnsi="Calibri"/>
+                <w:color w:val="000000"/>
+                <w:sz w:val="16"/>
+              </w:rPr>
+              <w:t xml:space="preserve"> (extensible a S3)</w:t>
             </w:r>
           </w:p>
         </w:tc>
@@ -2377,16 +2533,14 @@
             <w:pPr>
               <w:jc w:val="center"/>
               <w:rPr>
-                <w:sz w:val="20"/>
-                <w:szCs w:val="28"/>
-              </w:rPr>
-            </w:pPr>
-            <w:r>
-              <w:rPr>
-                <w:rFonts w:ascii="Calibri" w:hAnsi="Calibri"/>
-                <w:color w:val="000000"/>
-                <w:sz w:val="20"/>
-                <w:szCs w:val="28"/>
+                <w:sz w:val="16"/>
+              </w:rPr>
+            </w:pPr>
+            <w:r>
+              <w:rPr>
+                <w:rFonts w:ascii="Calibri" w:hAnsi="Calibri"/>
+                <w:color w:val="000000"/>
+                <w:sz w:val="16"/>
               </w:rPr>
               <w:t>HT</w:t>
             </w:r>
@@ -2401,16 +2555,14 @@
           <w:p>
             <w:pPr>
               <w:rPr>
-                <w:sz w:val="20"/>
-                <w:szCs w:val="28"/>
-              </w:rPr>
-            </w:pPr>
-            <w:r>
-              <w:rPr>
-                <w:rFonts w:ascii="Calibri" w:hAnsi="Calibri"/>
-                <w:color w:val="000000"/>
-                <w:sz w:val="20"/>
-                <w:szCs w:val="28"/>
+                <w:sz w:val="16"/>
+              </w:rPr>
+            </w:pPr>
+            <w:r>
+              <w:rPr>
+                <w:rFonts w:ascii="Calibri" w:hAnsi="Calibri"/>
+                <w:color w:val="000000"/>
+                <w:sz w:val="16"/>
               </w:rPr>
               <w:t>Infraestructura</w:t>
             </w:r>
@@ -2426,16 +2578,14 @@
             <w:pPr>
               <w:jc w:val="center"/>
               <w:rPr>
-                <w:sz w:val="20"/>
-                <w:szCs w:val="28"/>
-              </w:rPr>
-            </w:pPr>
-            <w:r>
-              <w:rPr>
-                <w:rFonts w:ascii="Calibri" w:hAnsi="Calibri"/>
-                <w:color w:val="000000"/>
-                <w:sz w:val="20"/>
-                <w:szCs w:val="28"/>
+                <w:sz w:val="16"/>
+              </w:rPr>
+            </w:pPr>
+            <w:r>
+              <w:rPr>
+                <w:rFonts w:ascii="Calibri" w:hAnsi="Calibri"/>
+                <w:color w:val="000000"/>
+                <w:sz w:val="16"/>
               </w:rPr>
               <w:t>5</w:t>
             </w:r>
@@ -2451,16 +2601,14 @@
             <w:pPr>
               <w:jc w:val="center"/>
               <w:rPr>
-                <w:sz w:val="20"/>
-                <w:szCs w:val="28"/>
-              </w:rPr>
-            </w:pPr>
-            <w:r>
-              <w:rPr>
-                <w:rFonts w:ascii="Calibri" w:hAnsi="Calibri"/>
-                <w:color w:val="000000"/>
-                <w:sz w:val="20"/>
-                <w:szCs w:val="28"/>
+                <w:sz w:val="16"/>
+              </w:rPr>
+            </w:pPr>
+            <w:r>
+              <w:rPr>
+                <w:rFonts w:ascii="Calibri" w:hAnsi="Calibri"/>
+                <w:color w:val="000000"/>
+                <w:sz w:val="16"/>
               </w:rPr>
               <w:t>5</w:t>
             </w:r>
@@ -2476,16 +2624,14 @@
             <w:pPr>
               <w:jc w:val="center"/>
               <w:rPr>
-                <w:sz w:val="20"/>
-                <w:szCs w:val="28"/>
-              </w:rPr>
-            </w:pPr>
-            <w:r>
-              <w:rPr>
-                <w:rFonts w:ascii="Calibri" w:hAnsi="Calibri"/>
-                <w:color w:val="000000"/>
-                <w:sz w:val="20"/>
-                <w:szCs w:val="28"/>
+                <w:sz w:val="16"/>
+              </w:rPr>
+            </w:pPr>
+            <w:r>
+              <w:rPr>
+                <w:rFonts w:ascii="Calibri" w:hAnsi="Calibri"/>
+                <w:color w:val="000000"/>
+                <w:sz w:val="16"/>
               </w:rPr>
               <w:t>0</w:t>
             </w:r>
@@ -2501,16 +2647,14 @@
             <w:pPr>
               <w:jc w:val="center"/>
               <w:rPr>
-                <w:sz w:val="20"/>
-                <w:szCs w:val="28"/>
-              </w:rPr>
-            </w:pPr>
-            <w:r>
-              <w:rPr>
-                <w:rFonts w:ascii="Calibri" w:hAnsi="Calibri"/>
-                <w:color w:val="000000"/>
-                <w:sz w:val="20"/>
-                <w:szCs w:val="28"/>
+                <w:sz w:val="16"/>
+              </w:rPr>
+            </w:pPr>
+            <w:r>
+              <w:rPr>
+                <w:rFonts w:ascii="Calibri" w:hAnsi="Calibri"/>
+                <w:color w:val="000000"/>
+                <w:sz w:val="16"/>
               </w:rPr>
               <w:t>100%</w:t>
             </w:r>
@@ -2526,16 +2670,14 @@
             <w:pPr>
               <w:jc w:val="center"/>
               <w:rPr>
-                <w:sz w:val="20"/>
-                <w:szCs w:val="28"/>
-              </w:rPr>
-            </w:pPr>
-            <w:r>
-              <w:rPr>
-                <w:rFonts w:ascii="Calibri" w:hAnsi="Calibri"/>
-                <w:color w:val="000000"/>
-                <w:sz w:val="20"/>
-                <w:szCs w:val="28"/>
+                <w:sz w:val="16"/>
+              </w:rPr>
+            </w:pPr>
+            <w:r>
+              <w:rPr>
+                <w:rFonts w:ascii="Calibri" w:hAnsi="Calibri"/>
+                <w:color w:val="000000"/>
+                <w:sz w:val="16"/>
               </w:rPr>
               <w:t>Completado</w:t>
             </w:r>
@@ -2550,18 +2692,24 @@
           <w:p>
             <w:pPr>
               <w:rPr>
-                <w:sz w:val="20"/>
-                <w:szCs w:val="28"/>
-              </w:rPr>
-            </w:pPr>
-            <w:r>
-              <w:rPr>
-                <w:rFonts w:ascii="Calibri" w:hAnsi="Calibri"/>
-                <w:color w:val="000000"/>
-                <w:sz w:val="20"/>
-                <w:szCs w:val="28"/>
-              </w:rPr>
-              <w:t>Sin desvio</w:t>
+                <w:sz w:val="16"/>
+              </w:rPr>
+            </w:pPr>
+            <w:r>
+              <w:rPr>
+                <w:rFonts w:ascii="Calibri" w:hAnsi="Calibri"/>
+                <w:color w:val="000000"/>
+                <w:sz w:val="16"/>
+              </w:rPr>
+              <w:t xml:space="preserve">Sin </w:t>
+            </w:r>
+            <w:r>
+              <w:rPr>
+                <w:rFonts w:ascii="Calibri" w:hAnsi="Calibri"/>
+                <w:color w:val="000000"/>
+                <w:sz w:val="16"/>
+              </w:rPr>
+              <w:t>desvío</w:t>
             </w:r>
           </w:p>
         </w:tc>
@@ -2580,18 +2728,15 @@
             <w:pPr>
               <w:jc w:val="center"/>
               <w:rPr>
-                <w:sz w:val="20"/>
-                <w:szCs w:val="28"/>
-              </w:rPr>
-            </w:pPr>
-            <w:r>
-              <w:rPr>
-                <w:rFonts w:ascii="Calibri" w:hAnsi="Calibri"/>
-                <w:color w:val="000000"/>
-                <w:sz w:val="20"/>
-                <w:szCs w:val="28"/>
-              </w:rPr>
-              <w:lastRenderedPageBreak/>
+                <w:sz w:val="16"/>
+              </w:rPr>
+            </w:pPr>
+            <w:r>
+              <w:rPr>
+                <w:rFonts w:ascii="Calibri" w:hAnsi="Calibri"/>
+                <w:color w:val="000000"/>
+                <w:sz w:val="16"/>
+              </w:rPr>
               <w:t>HT-05</w:t>
             </w:r>
           </w:p>
@@ -2605,18 +2750,32 @@
           <w:p>
             <w:pPr>
               <w:rPr>
-                <w:sz w:val="20"/>
-                <w:szCs w:val="28"/>
-              </w:rPr>
-            </w:pPr>
-            <w:r>
-              <w:rPr>
-                <w:rFonts w:ascii="Calibri" w:hAnsi="Calibri"/>
-                <w:color w:val="000000"/>
-                <w:sz w:val="20"/>
-                <w:szCs w:val="28"/>
-              </w:rPr>
-              <w:t>Integracion multer + validacion de formato y tamanio de imagen en avances</w:t>
+                <w:sz w:val="16"/>
+              </w:rPr>
+            </w:pPr>
+            <w:r>
+              <w:rPr>
+                <w:rFonts w:ascii="Calibri" w:hAnsi="Calibri"/>
+                <w:color w:val="000000"/>
+                <w:sz w:val="16"/>
+              </w:rPr>
+              <w:t xml:space="preserve">Integracion multer + </w:t>
+            </w:r>
+            <w:r>
+              <w:rPr>
+                <w:rFonts w:ascii="Calibri" w:hAnsi="Calibri"/>
+                <w:color w:val="000000"/>
+                <w:sz w:val="16"/>
+              </w:rPr>
+              <w:t>validación</w:t>
+            </w:r>
+            <w:r>
+              <w:rPr>
+                <w:rFonts w:ascii="Calibri" w:hAnsi="Calibri"/>
+                <w:color w:val="000000"/>
+                <w:sz w:val="16"/>
+              </w:rPr>
+              <w:t xml:space="preserve"> de formato y tamanio de imagen en avances</w:t>
             </w:r>
           </w:p>
         </w:tc>
@@ -2630,16 +2789,14 @@
             <w:pPr>
               <w:jc w:val="center"/>
               <w:rPr>
-                <w:sz w:val="20"/>
-                <w:szCs w:val="28"/>
-              </w:rPr>
-            </w:pPr>
-            <w:r>
-              <w:rPr>
-                <w:rFonts w:ascii="Calibri" w:hAnsi="Calibri"/>
-                <w:color w:val="000000"/>
-                <w:sz w:val="20"/>
-                <w:szCs w:val="28"/>
+                <w:sz w:val="16"/>
+              </w:rPr>
+            </w:pPr>
+            <w:r>
+              <w:rPr>
+                <w:rFonts w:ascii="Calibri" w:hAnsi="Calibri"/>
+                <w:color w:val="000000"/>
+                <w:sz w:val="16"/>
               </w:rPr>
               <w:t>HT</w:t>
             </w:r>
@@ -2654,16 +2811,14 @@
           <w:p>
             <w:pPr>
               <w:rPr>
-                <w:sz w:val="20"/>
-                <w:szCs w:val="28"/>
-              </w:rPr>
-            </w:pPr>
-            <w:r>
-              <w:rPr>
-                <w:rFonts w:ascii="Calibri" w:hAnsi="Calibri"/>
-                <w:color w:val="000000"/>
-                <w:sz w:val="20"/>
-                <w:szCs w:val="28"/>
+                <w:sz w:val="16"/>
+              </w:rPr>
+            </w:pPr>
+            <w:r>
+              <w:rPr>
+                <w:rFonts w:ascii="Calibri" w:hAnsi="Calibri"/>
+                <w:color w:val="000000"/>
+                <w:sz w:val="16"/>
               </w:rPr>
               <w:t>Avances</w:t>
             </w:r>
@@ -2679,16 +2834,14 @@
             <w:pPr>
               <w:jc w:val="center"/>
               <w:rPr>
-                <w:sz w:val="20"/>
-                <w:szCs w:val="28"/>
-              </w:rPr>
-            </w:pPr>
-            <w:r>
-              <w:rPr>
-                <w:rFonts w:ascii="Calibri" w:hAnsi="Calibri"/>
-                <w:color w:val="000000"/>
-                <w:sz w:val="20"/>
-                <w:szCs w:val="28"/>
+                <w:sz w:val="16"/>
+              </w:rPr>
+            </w:pPr>
+            <w:r>
+              <w:rPr>
+                <w:rFonts w:ascii="Calibri" w:hAnsi="Calibri"/>
+                <w:color w:val="000000"/>
+                <w:sz w:val="16"/>
               </w:rPr>
               <w:t>3</w:t>
             </w:r>
@@ -2704,16 +2857,14 @@
             <w:pPr>
               <w:jc w:val="center"/>
               <w:rPr>
-                <w:sz w:val="20"/>
-                <w:szCs w:val="28"/>
-              </w:rPr>
-            </w:pPr>
-            <w:r>
-              <w:rPr>
-                <w:rFonts w:ascii="Calibri" w:hAnsi="Calibri"/>
-                <w:color w:val="000000"/>
-                <w:sz w:val="20"/>
-                <w:szCs w:val="28"/>
+                <w:sz w:val="16"/>
+              </w:rPr>
+            </w:pPr>
+            <w:r>
+              <w:rPr>
+                <w:rFonts w:ascii="Calibri" w:hAnsi="Calibri"/>
+                <w:color w:val="000000"/>
+                <w:sz w:val="16"/>
               </w:rPr>
               <w:t>3</w:t>
             </w:r>
@@ -2729,16 +2880,14 @@
             <w:pPr>
               <w:jc w:val="center"/>
               <w:rPr>
-                <w:sz w:val="20"/>
-                <w:szCs w:val="28"/>
-              </w:rPr>
-            </w:pPr>
-            <w:r>
-              <w:rPr>
-                <w:rFonts w:ascii="Calibri" w:hAnsi="Calibri"/>
-                <w:color w:val="000000"/>
-                <w:sz w:val="20"/>
-                <w:szCs w:val="28"/>
+                <w:sz w:val="16"/>
+              </w:rPr>
+            </w:pPr>
+            <w:r>
+              <w:rPr>
+                <w:rFonts w:ascii="Calibri" w:hAnsi="Calibri"/>
+                <w:color w:val="000000"/>
+                <w:sz w:val="16"/>
               </w:rPr>
               <w:t>0</w:t>
             </w:r>
@@ -2754,16 +2903,14 @@
             <w:pPr>
               <w:jc w:val="center"/>
               <w:rPr>
-                <w:sz w:val="20"/>
-                <w:szCs w:val="28"/>
-              </w:rPr>
-            </w:pPr>
-            <w:r>
-              <w:rPr>
-                <w:rFonts w:ascii="Calibri" w:hAnsi="Calibri"/>
-                <w:color w:val="000000"/>
-                <w:sz w:val="20"/>
-                <w:szCs w:val="28"/>
+                <w:sz w:val="16"/>
+              </w:rPr>
+            </w:pPr>
+            <w:r>
+              <w:rPr>
+                <w:rFonts w:ascii="Calibri" w:hAnsi="Calibri"/>
+                <w:color w:val="000000"/>
+                <w:sz w:val="16"/>
               </w:rPr>
               <w:t>100%</w:t>
             </w:r>
@@ -2779,16 +2926,14 @@
             <w:pPr>
               <w:jc w:val="center"/>
               <w:rPr>
-                <w:sz w:val="20"/>
-                <w:szCs w:val="28"/>
-              </w:rPr>
-            </w:pPr>
-            <w:r>
-              <w:rPr>
-                <w:rFonts w:ascii="Calibri" w:hAnsi="Calibri"/>
-                <w:color w:val="000000"/>
-                <w:sz w:val="20"/>
-                <w:szCs w:val="28"/>
+                <w:sz w:val="16"/>
+              </w:rPr>
+            </w:pPr>
+            <w:r>
+              <w:rPr>
+                <w:rFonts w:ascii="Calibri" w:hAnsi="Calibri"/>
+                <w:color w:val="000000"/>
+                <w:sz w:val="16"/>
               </w:rPr>
               <w:t>Completado</w:t>
             </w:r>
@@ -2803,18 +2948,24 @@
           <w:p>
             <w:pPr>
               <w:rPr>
-                <w:sz w:val="20"/>
-                <w:szCs w:val="28"/>
-              </w:rPr>
-            </w:pPr>
-            <w:r>
-              <w:rPr>
-                <w:rFonts w:ascii="Calibri" w:hAnsi="Calibri"/>
-                <w:color w:val="000000"/>
-                <w:sz w:val="20"/>
-                <w:szCs w:val="28"/>
-              </w:rPr>
-              <w:t>Sin desvio</w:t>
+                <w:sz w:val="16"/>
+              </w:rPr>
+            </w:pPr>
+            <w:r>
+              <w:rPr>
+                <w:rFonts w:ascii="Calibri" w:hAnsi="Calibri"/>
+                <w:color w:val="000000"/>
+                <w:sz w:val="16"/>
+              </w:rPr>
+              <w:t xml:space="preserve">Sin </w:t>
+            </w:r>
+            <w:r>
+              <w:rPr>
+                <w:rFonts w:ascii="Calibri" w:hAnsi="Calibri"/>
+                <w:color w:val="000000"/>
+                <w:sz w:val="16"/>
+              </w:rPr>
+              <w:t>desvío</w:t>
             </w:r>
           </w:p>
         </w:tc>
@@ -2833,8 +2984,7 @@
             <w:pPr>
               <w:jc w:val="center"/>
               <w:rPr>
-                <w:sz w:val="20"/>
-                <w:szCs w:val="28"/>
+                <w:sz w:val="16"/>
               </w:rPr>
             </w:pPr>
             <w:r>
@@ -2842,8 +2992,7 @@
                 <w:rFonts w:ascii="Calibri" w:hAnsi="Calibri"/>
                 <w:b/>
                 <w:color w:val="FFFFFF"/>
-                <w:sz w:val="20"/>
-                <w:szCs w:val="28"/>
+                <w:sz w:val="16"/>
               </w:rPr>
               <w:t>TOTALES</w:t>
             </w:r>
@@ -2858,8 +3007,7 @@
           <w:p>
             <w:pPr>
               <w:rPr>
-                <w:sz w:val="20"/>
-                <w:szCs w:val="28"/>
+                <w:sz w:val="16"/>
               </w:rPr>
             </w:pPr>
           </w:p>
@@ -2873,8 +3021,7 @@
           <w:p>
             <w:pPr>
               <w:rPr>
-                <w:sz w:val="20"/>
-                <w:szCs w:val="28"/>
+                <w:sz w:val="16"/>
               </w:rPr>
             </w:pPr>
           </w:p>
@@ -2888,8 +3035,7 @@
           <w:p>
             <w:pPr>
               <w:rPr>
-                <w:sz w:val="20"/>
-                <w:szCs w:val="28"/>
+                <w:sz w:val="16"/>
               </w:rPr>
             </w:pPr>
           </w:p>
@@ -2904,8 +3050,7 @@
             <w:pPr>
               <w:jc w:val="center"/>
               <w:rPr>
-                <w:sz w:val="20"/>
-                <w:szCs w:val="28"/>
+                <w:sz w:val="16"/>
               </w:rPr>
             </w:pPr>
             <w:r>
@@ -2913,8 +3058,7 @@
                 <w:rFonts w:ascii="Calibri" w:hAnsi="Calibri"/>
                 <w:b/>
                 <w:color w:val="000000"/>
-                <w:sz w:val="20"/>
-                <w:szCs w:val="28"/>
+                <w:sz w:val="16"/>
               </w:rPr>
               <w:t>34</w:t>
             </w:r>
@@ -2930,8 +3074,7 @@
             <w:pPr>
               <w:jc w:val="center"/>
               <w:rPr>
-                <w:sz w:val="20"/>
-                <w:szCs w:val="28"/>
+                <w:sz w:val="16"/>
               </w:rPr>
             </w:pPr>
             <w:r>
@@ -2939,8 +3082,7 @@
                 <w:rFonts w:ascii="Calibri" w:hAnsi="Calibri"/>
                 <w:b/>
                 <w:color w:val="000000"/>
-                <w:sz w:val="20"/>
-                <w:szCs w:val="28"/>
+                <w:sz w:val="16"/>
               </w:rPr>
               <w:t>34</w:t>
             </w:r>
@@ -2956,8 +3098,7 @@
             <w:pPr>
               <w:jc w:val="center"/>
               <w:rPr>
-                <w:sz w:val="20"/>
-                <w:szCs w:val="28"/>
+                <w:sz w:val="16"/>
               </w:rPr>
             </w:pPr>
             <w:r>
@@ -2965,8 +3106,7 @@
                 <w:rFonts w:ascii="Calibri" w:hAnsi="Calibri"/>
                 <w:b/>
                 <w:color w:val="000000"/>
-                <w:sz w:val="20"/>
-                <w:szCs w:val="28"/>
+                <w:sz w:val="16"/>
               </w:rPr>
               <w:t>0</w:t>
             </w:r>
@@ -2982,8 +3122,7 @@
             <w:pPr>
               <w:jc w:val="center"/>
               <w:rPr>
-                <w:sz w:val="20"/>
-                <w:szCs w:val="28"/>
+                <w:sz w:val="16"/>
               </w:rPr>
             </w:pPr>
             <w:r>
@@ -2991,8 +3130,7 @@
                 <w:rFonts w:ascii="Calibri" w:hAnsi="Calibri"/>
                 <w:b/>
                 <w:color w:val="000000"/>
-                <w:sz w:val="20"/>
-                <w:szCs w:val="28"/>
+                <w:sz w:val="16"/>
               </w:rPr>
               <w:t>100%</w:t>
             </w:r>
@@ -3007,8 +3145,7 @@
           <w:p>
             <w:pPr>
               <w:rPr>
-                <w:sz w:val="20"/>
-                <w:szCs w:val="28"/>
+                <w:sz w:val="16"/>
               </w:rPr>
             </w:pPr>
           </w:p>
@@ -3022,8 +3159,7 @@
           <w:p>
             <w:pPr>
               <w:rPr>
-                <w:sz w:val="20"/>
-                <w:szCs w:val="28"/>
+                <w:sz w:val="16"/>
               </w:rPr>
             </w:pPr>
           </w:p>
@@ -3035,6 +3171,7 @@
         <w:pStyle w:val="Ttulo1"/>
       </w:pPr>
       <w:r>
+        <w:lastRenderedPageBreak/>
         <w:t>4. Resumen cuantitativo del sprint</w:t>
       </w:r>
     </w:p>
@@ -3069,7 +3206,7 @@
                 <w:color w:val="FFFFFF"/>
                 <w:szCs w:val="28"/>
               </w:rPr>
-              <w:t>Metrica</w:t>
+              <w:t>Métrica</w:t>
             </w:r>
           </w:p>
         </w:tc>
@@ -3278,7 +3415,21 @@
                 <w:rFonts w:ascii="Calibri" w:hAnsi="Calibri"/>
                 <w:szCs w:val="28"/>
               </w:rPr>
-              <w:t>N° historias tecnicas (HT)</w:t>
+              <w:t xml:space="preserve">N° historias </w:t>
+            </w:r>
+            <w:r>
+              <w:rPr>
+                <w:rFonts w:ascii="Calibri" w:hAnsi="Calibri"/>
+                <w:szCs w:val="28"/>
+              </w:rPr>
+              <w:t>técnicas</w:t>
+            </w:r>
+            <w:r>
+              <w:rPr>
+                <w:rFonts w:ascii="Calibri" w:hAnsi="Calibri"/>
+                <w:szCs w:val="28"/>
+              </w:rPr>
+              <w:t xml:space="preserve"> (HT)</w:t>
             </w:r>
           </w:p>
         </w:tc>
@@ -3347,7 +3498,21 @@
                 <w:rFonts w:ascii="Calibri" w:hAnsi="Calibri"/>
                 <w:szCs w:val="28"/>
               </w:rPr>
-              <w:t>N° items del backlog</w:t>
+              <w:t xml:space="preserve">N° </w:t>
+            </w:r>
+            <w:r>
+              <w:rPr>
+                <w:rFonts w:ascii="Calibri" w:hAnsi="Calibri"/>
+                <w:szCs w:val="28"/>
+              </w:rPr>
+              <w:t>ítems</w:t>
+            </w:r>
+            <w:r>
+              <w:rPr>
+                <w:rFonts w:ascii="Calibri" w:hAnsi="Calibri"/>
+                <w:szCs w:val="28"/>
+              </w:rPr>
+              <w:t xml:space="preserve"> del backlog</w:t>
             </w:r>
           </w:p>
         </w:tc>
@@ -3416,7 +3581,21 @@
                 <w:rFonts w:ascii="Calibri" w:hAnsi="Calibri"/>
                 <w:szCs w:val="28"/>
               </w:rPr>
-              <w:t>N° items completados</w:t>
+              <w:t xml:space="preserve">N° </w:t>
+            </w:r>
+            <w:r>
+              <w:rPr>
+                <w:rFonts w:ascii="Calibri" w:hAnsi="Calibri"/>
+                <w:szCs w:val="28"/>
+              </w:rPr>
+              <w:t>ítems</w:t>
+            </w:r>
+            <w:r>
+              <w:rPr>
+                <w:rFonts w:ascii="Calibri" w:hAnsi="Calibri"/>
+                <w:szCs w:val="28"/>
+              </w:rPr>
+              <w:t xml:space="preserve"> completados</w:t>
             </w:r>
           </w:p>
         </w:tc>
@@ -3485,7 +3664,21 @@
                 <w:rFonts w:ascii="Calibri" w:hAnsi="Calibri"/>
                 <w:szCs w:val="28"/>
               </w:rPr>
-              <w:t>N° items bloqueados</w:t>
+              <w:t xml:space="preserve">N° </w:t>
+            </w:r>
+            <w:r>
+              <w:rPr>
+                <w:rFonts w:ascii="Calibri" w:hAnsi="Calibri"/>
+                <w:szCs w:val="28"/>
+              </w:rPr>
+              <w:t>ítems</w:t>
+            </w:r>
+            <w:r>
+              <w:rPr>
+                <w:rFonts w:ascii="Calibri" w:hAnsi="Calibri"/>
+                <w:szCs w:val="28"/>
+              </w:rPr>
+              <w:t xml:space="preserve"> bloqueados</w:t>
             </w:r>
           </w:p>
         </w:tc>
@@ -3554,7 +3747,21 @@
                 <w:rFonts w:ascii="Calibri" w:hAnsi="Calibri"/>
                 <w:szCs w:val="28"/>
               </w:rPr>
-              <w:t>N° items no completados</w:t>
+              <w:t xml:space="preserve">N° </w:t>
+            </w:r>
+            <w:r>
+              <w:rPr>
+                <w:rFonts w:ascii="Calibri" w:hAnsi="Calibri"/>
+                <w:szCs w:val="28"/>
+              </w:rPr>
+              <w:t>ítems</w:t>
+            </w:r>
+            <w:r>
+              <w:rPr>
+                <w:rFonts w:ascii="Calibri" w:hAnsi="Calibri"/>
+                <w:szCs w:val="28"/>
+              </w:rPr>
+              <w:t xml:space="preserve"> no completados</w:t>
             </w:r>
           </w:p>
         </w:tc>
@@ -3818,33 +4025,105 @@
         <w:pStyle w:val="Ttulo1"/>
       </w:pPr>
       <w:r>
-        <w:t>5. Analisis de desvios significativos</w:t>
+        <w:t xml:space="preserve">5. </w:t>
+      </w:r>
+      <w:r>
+        <w:t>Análisis</w:t>
+      </w:r>
+      <w:r>
+        <w:t xml:space="preserve"> de </w:t>
+      </w:r>
+      <w:r>
+        <w:t>desvíos</w:t>
+      </w:r>
+      <w:r>
+        <w:t xml:space="preserve"> significativos</w:t>
       </w:r>
     </w:p>
     <w:p>
       <w:pPr>
         <w:spacing w:before="40" w:after="40"/>
+        <w:rPr>
+          <w:sz w:val="28"/>
+          <w:szCs w:val="28"/>
+        </w:rPr>
       </w:pPr>
       <w:r>
         <w:rPr>
           <w:rFonts w:ascii="Calibri" w:hAnsi="Calibri"/>
-          <w:sz w:val="18"/>
+          <w:szCs w:val="28"/>
         </w:rPr>
-        <w:t>El Sprint 02 no registro desvios significativos</w:t>
+        <w:t xml:space="preserve">El Sprint 02 no registro </w:t>
       </w:r>
       <w:r>
         <w:rPr>
           <w:rFonts w:ascii="Calibri" w:hAnsi="Calibri"/>
-          <w:sz w:val="18"/>
+          <w:szCs w:val="28"/>
+        </w:rPr>
+        <w:t>desvíos</w:t>
+      </w:r>
+      <w:r>
+        <w:rPr>
+          <w:rFonts w:ascii="Calibri" w:hAnsi="Calibri"/>
+          <w:szCs w:val="28"/>
+        </w:rPr>
+        <w:t xml:space="preserve"> significativos</w:t>
+      </w:r>
+      <w:r>
+        <w:rPr>
+          <w:rFonts w:ascii="Calibri" w:hAnsi="Calibri"/>
+          <w:szCs w:val="28"/>
         </w:rPr>
         <w:t>, l</w:t>
       </w:r>
       <w:r>
         <w:rPr>
           <w:rFonts w:ascii="Calibri" w:hAnsi="Calibri"/>
-          <w:sz w:val="18"/>
+          <w:szCs w:val="28"/>
         </w:rPr>
-        <w:t>os 34 SP planificados fueron entregados en su totalidad. La implementacion de evidencia fotografica obligatoria requirio ajustes menores en el pipeline de middleware, los cuales fueron resueltos dentro del sprint sin afectar el cronograma.</w:t>
+        <w:t xml:space="preserve">os 34 SP planificados fueron entregados en su totalidad. La </w:t>
+      </w:r>
+      <w:r>
+        <w:rPr>
+          <w:rFonts w:ascii="Calibri" w:hAnsi="Calibri"/>
+          <w:szCs w:val="28"/>
+        </w:rPr>
+        <w:t>implementación</w:t>
+      </w:r>
+      <w:r>
+        <w:rPr>
+          <w:rFonts w:ascii="Calibri" w:hAnsi="Calibri"/>
+          <w:szCs w:val="28"/>
+        </w:rPr>
+        <w:t xml:space="preserve"> de evidencia </w:t>
+      </w:r>
+      <w:r>
+        <w:rPr>
+          <w:rFonts w:ascii="Calibri" w:hAnsi="Calibri"/>
+          <w:szCs w:val="28"/>
+        </w:rPr>
+        <w:t>fotográfica</w:t>
+      </w:r>
+      <w:r>
+        <w:rPr>
+          <w:rFonts w:ascii="Calibri" w:hAnsi="Calibri"/>
+          <w:szCs w:val="28"/>
+        </w:rPr>
+        <w:t xml:space="preserve"> obligatoria </w:t>
+      </w:r>
+      <w:r>
+        <w:rPr>
+          <w:rFonts w:ascii="Calibri" w:hAnsi="Calibri"/>
+          <w:szCs w:val="28"/>
+        </w:rPr>
+        <w:t>requirió</w:t>
+      </w:r>
+      <w:r>
+        <w:rPr>
+          <w:rFonts w:ascii="Calibri" w:hAnsi="Calibri"/>
+          <w:szCs w:val="28"/>
+        </w:rPr>
+        <w:t xml:space="preserve"> ajustes menores en el pipeline de middleware, los cuales fueron resueltos dentro del sprint sin afectar el cronograma.</w:t>
       </w:r>
     </w:p>
     <w:p>
@@ -3908,7 +4187,71 @@
                 <w:color w:val="000000"/>
                 <w:szCs w:val="28"/>
               </w:rPr>
-              <w:t>El StorageService con patron extensible permitio integrar el almacenamiento sin acoplarlo a ninguna plataforma especifica. La transaccion atomica en Prisma garantizo consistencia entre el avance, la evidencia y el acumulado del rubro.</w:t>
+              <w:t xml:space="preserve">El StorageService con </w:t>
+            </w:r>
+            <w:r>
+              <w:rPr>
+                <w:rFonts w:ascii="Calibri" w:hAnsi="Calibri"/>
+                <w:color w:val="000000"/>
+                <w:szCs w:val="28"/>
+              </w:rPr>
+              <w:t>patrón</w:t>
+            </w:r>
+            <w:r>
+              <w:rPr>
+                <w:rFonts w:ascii="Calibri" w:hAnsi="Calibri"/>
+                <w:color w:val="000000"/>
+                <w:szCs w:val="28"/>
+              </w:rPr>
+              <w:t xml:space="preserve"> extensible </w:t>
+            </w:r>
+            <w:r>
+              <w:rPr>
+                <w:rFonts w:ascii="Calibri" w:hAnsi="Calibri"/>
+                <w:color w:val="000000"/>
+                <w:szCs w:val="28"/>
+              </w:rPr>
+              <w:t>permitió</w:t>
+            </w:r>
+            <w:r>
+              <w:rPr>
+                <w:rFonts w:ascii="Calibri" w:hAnsi="Calibri"/>
+                <w:color w:val="000000"/>
+                <w:szCs w:val="28"/>
+              </w:rPr>
+              <w:t xml:space="preserve"> integrar el almacenamiento sin acoplarlo a ninguna plataforma especifica. La </w:t>
+            </w:r>
+            <w:r>
+              <w:rPr>
+                <w:rFonts w:ascii="Calibri" w:hAnsi="Calibri"/>
+                <w:color w:val="000000"/>
+                <w:szCs w:val="28"/>
+              </w:rPr>
+              <w:t>transacción</w:t>
+            </w:r>
+            <w:r>
+              <w:rPr>
+                <w:rFonts w:ascii="Calibri" w:hAnsi="Calibri"/>
+                <w:color w:val="000000"/>
+                <w:szCs w:val="28"/>
+              </w:rPr>
+              <w:t xml:space="preserve"> </w:t>
+            </w:r>
+            <w:r>
+              <w:rPr>
+                <w:rFonts w:ascii="Calibri" w:hAnsi="Calibri"/>
+                <w:color w:val="000000"/>
+                <w:szCs w:val="28"/>
+              </w:rPr>
+              <w:t>atómica</w:t>
+            </w:r>
+            <w:r>
+              <w:rPr>
+                <w:rFonts w:ascii="Calibri" w:hAnsi="Calibri"/>
+                <w:color w:val="000000"/>
+                <w:szCs w:val="28"/>
+              </w:rPr>
+              <w:t xml:space="preserve"> en Prisma garantizo consistencia entre el avance, la evidencia y el acumulado del rubro.</w:t>
             </w:r>
           </w:p>
         </w:tc>
@@ -3956,7 +4299,23 @@
                 <w:color w:val="000000"/>
                 <w:szCs w:val="28"/>
               </w:rPr>
-              <w:t>El orden del pipeline de middleware para avances requirio iteraciones adicionales de prueba para garantizar que multer procesara el archivo antes que requireProjectAccess.</w:t>
+              <w:t xml:space="preserve">El orden del pipeline de middleware para avances </w:t>
+            </w:r>
+            <w:r>
+              <w:rPr>
+                <w:rFonts w:ascii="Calibri" w:hAnsi="Calibri"/>
+                <w:color w:val="000000"/>
+                <w:szCs w:val="28"/>
+              </w:rPr>
+              <w:t>requirió</w:t>
+            </w:r>
+            <w:r>
+              <w:rPr>
+                <w:rFonts w:ascii="Calibri" w:hAnsi="Calibri"/>
+                <w:color w:val="000000"/>
+                <w:szCs w:val="28"/>
+              </w:rPr>
+              <w:t xml:space="preserve"> iteraciones adicionales de prueba para garantizar que multer procesara el archivo antes que requireProjectAccess.</w:t>
             </w:r>
           </w:p>
         </w:tc>
@@ -4004,7 +4363,71 @@
                 <w:color w:val="000000"/>
                 <w:szCs w:val="28"/>
               </w:rPr>
-              <w:t>1. Definir el orden del pipeline de middleware antes de implementar el endpoint. 2. La transaccion atomica (Prisma.$transaction) es esencial cuando multiples tablas se actualizan en un solo flujo de negocio. 3. El patron StorageService facilita el cambio de proveedor de almacenamiento.</w:t>
+              <w:t xml:space="preserve">1. Definir el orden del pipeline de middleware antes de implementar el endpoint. 2. La </w:t>
+            </w:r>
+            <w:r>
+              <w:rPr>
+                <w:rFonts w:ascii="Calibri" w:hAnsi="Calibri"/>
+                <w:color w:val="000000"/>
+                <w:szCs w:val="28"/>
+              </w:rPr>
+              <w:t>transacción</w:t>
+            </w:r>
+            <w:r>
+              <w:rPr>
+                <w:rFonts w:ascii="Calibri" w:hAnsi="Calibri"/>
+                <w:color w:val="000000"/>
+                <w:szCs w:val="28"/>
+              </w:rPr>
+              <w:t xml:space="preserve"> </w:t>
+            </w:r>
+            <w:r>
+              <w:rPr>
+                <w:rFonts w:ascii="Calibri" w:hAnsi="Calibri"/>
+                <w:color w:val="000000"/>
+                <w:szCs w:val="28"/>
+              </w:rPr>
+              <w:t>atómica</w:t>
+            </w:r>
+            <w:r>
+              <w:rPr>
+                <w:rFonts w:ascii="Calibri" w:hAnsi="Calibri"/>
+                <w:color w:val="000000"/>
+                <w:szCs w:val="28"/>
+              </w:rPr>
+              <w:t xml:space="preserve"> (Prisma.$transaction) es esencial cuando </w:t>
+            </w:r>
+            <w:r>
+              <w:rPr>
+                <w:rFonts w:ascii="Calibri" w:hAnsi="Calibri"/>
+                <w:color w:val="000000"/>
+                <w:szCs w:val="28"/>
+              </w:rPr>
+              <w:t>múltiples</w:t>
+            </w:r>
+            <w:r>
+              <w:rPr>
+                <w:rFonts w:ascii="Calibri" w:hAnsi="Calibri"/>
+                <w:color w:val="000000"/>
+                <w:szCs w:val="28"/>
+              </w:rPr>
+              <w:t xml:space="preserve"> tablas se actualizan en un solo flujo de negocio. 3. El </w:t>
+            </w:r>
+            <w:r>
+              <w:rPr>
+                <w:rFonts w:ascii="Calibri" w:hAnsi="Calibri"/>
+                <w:color w:val="000000"/>
+                <w:szCs w:val="28"/>
+              </w:rPr>
+              <w:t>patrón</w:t>
+            </w:r>
+            <w:r>
+              <w:rPr>
+                <w:rFonts w:ascii="Calibri" w:hAnsi="Calibri"/>
+                <w:color w:val="000000"/>
+                <w:szCs w:val="28"/>
+              </w:rPr>
+              <w:t xml:space="preserve"> StorageService facilita el cambio de proveedor de almacenamiento.</w:t>
             </w:r>
           </w:p>
         </w:tc>
@@ -4052,7 +4475,55 @@
                 <w:color w:val="000000"/>
                 <w:szCs w:val="28"/>
               </w:rPr>
-              <w:t>Implementar el modulo de materiales y bodega (Sprint 03). Resolver la migracion de tokens legacy. Mantener cobertura de pruebas automatizadas en todos los modulos nuevos.</w:t>
+              <w:t xml:space="preserve">Implementar el </w:t>
+            </w:r>
+            <w:r>
+              <w:rPr>
+                <w:rFonts w:ascii="Calibri" w:hAnsi="Calibri"/>
+                <w:color w:val="000000"/>
+                <w:szCs w:val="28"/>
+              </w:rPr>
+              <w:t>módulo</w:t>
+            </w:r>
+            <w:r>
+              <w:rPr>
+                <w:rFonts w:ascii="Calibri" w:hAnsi="Calibri"/>
+                <w:color w:val="000000"/>
+                <w:szCs w:val="28"/>
+              </w:rPr>
+              <w:t xml:space="preserve"> de materiales y bodega (Sprint 03). Resolver la </w:t>
+            </w:r>
+            <w:r>
+              <w:rPr>
+                <w:rFonts w:ascii="Calibri" w:hAnsi="Calibri"/>
+                <w:color w:val="000000"/>
+                <w:szCs w:val="28"/>
+              </w:rPr>
+              <w:t>migración</w:t>
+            </w:r>
+            <w:r>
+              <w:rPr>
+                <w:rFonts w:ascii="Calibri" w:hAnsi="Calibri"/>
+                <w:color w:val="000000"/>
+                <w:szCs w:val="28"/>
+              </w:rPr>
+              <w:t xml:space="preserve"> de tokens legacy. Mantener cobertura de pruebas automatizadas en todos los </w:t>
+            </w:r>
+            <w:r>
+              <w:rPr>
+                <w:rFonts w:ascii="Calibri" w:hAnsi="Calibri"/>
+                <w:color w:val="000000"/>
+                <w:szCs w:val="28"/>
+              </w:rPr>
+              <w:t>módulos</w:t>
+            </w:r>
+            <w:r>
+              <w:rPr>
+                <w:rFonts w:ascii="Calibri" w:hAnsi="Calibri"/>
+                <w:color w:val="000000"/>
+                <w:szCs w:val="28"/>
+              </w:rPr>
+              <w:t xml:space="preserve"> nuevos.</w:t>
             </w:r>
           </w:p>
         </w:tc>
@@ -4062,6 +4533,9 @@
       <w:pPr>
         <w:pStyle w:val="Ttulo1"/>
       </w:pPr>
+      <w:r>
+        <w:t xml:space="preserve">7. </w:t>
+      </w:r>
       <w:r>
         <w:t xml:space="preserve">Glosario </w:t>
       </w:r>
@@ -4074,8 +4548,7 @@
       </w:tblPr>
       <w:tblGrid>
         <w:gridCol w:w="1020"/>
-        <w:gridCol w:w="4535"/>
-        <w:gridCol w:w="3798"/>
+        <w:gridCol w:w="3624"/>
       </w:tblGrid>
       <w:tr>
         <w:tc>
@@ -4088,7 +4561,8 @@
             <w:pPr>
               <w:jc w:val="center"/>
               <w:rPr>
-                <w:szCs w:val="28"/>
+                <w:sz w:val="20"/>
+                <w:szCs w:val="24"/>
               </w:rPr>
             </w:pPr>
             <w:r>
@@ -4096,7 +4570,8 @@
                 <w:rFonts w:ascii="Calibri" w:hAnsi="Calibri"/>
                 <w:b/>
                 <w:color w:val="FFFFFF"/>
-                <w:szCs w:val="28"/>
+                <w:sz w:val="20"/>
+                <w:szCs w:val="24"/>
               </w:rPr>
               <w:t>Sigla</w:t>
             </w:r>
@@ -4104,7 +4579,7 @@
         </w:tc>
         <w:tc>
           <w:tcPr>
-            <w:tcW w:w="4535" w:type="dxa"/>
+            <w:tcW w:w="3624" w:type="dxa"/>
             <w:shd w:val="clear" w:color="auto" w:fill="1F3864"/>
             <w:vAlign w:val="center"/>
           </w:tcPr>
@@ -4112,7 +4587,8 @@
             <w:pPr>
               <w:jc w:val="center"/>
               <w:rPr>
-                <w:szCs w:val="28"/>
+                <w:sz w:val="20"/>
+                <w:szCs w:val="24"/>
               </w:rPr>
             </w:pPr>
             <w:r>
@@ -4120,33 +4596,10 @@
                 <w:rFonts w:ascii="Calibri" w:hAnsi="Calibri"/>
                 <w:b/>
                 <w:color w:val="FFFFFF"/>
-                <w:szCs w:val="28"/>
+                <w:sz w:val="20"/>
+                <w:szCs w:val="24"/>
               </w:rPr>
               <w:t>Significado</w:t>
-            </w:r>
-          </w:p>
-        </w:tc>
-        <w:tc>
-          <w:tcPr>
-            <w:tcW w:w="3798" w:type="dxa"/>
-            <w:shd w:val="clear" w:color="auto" w:fill="1F3864"/>
-            <w:vAlign w:val="center"/>
-          </w:tcPr>
-          <w:p>
-            <w:pPr>
-              <w:jc w:val="center"/>
-              <w:rPr>
-                <w:szCs w:val="28"/>
-              </w:rPr>
-            </w:pPr>
-            <w:r>
-              <w:rPr>
-                <w:rFonts w:ascii="Calibri" w:hAnsi="Calibri"/>
-                <w:b/>
-                <w:color w:val="FFFFFF"/>
-                <w:szCs w:val="28"/>
-              </w:rPr>
-              <w:t>Contexto de uso</w:t>
             </w:r>
           </w:p>
         </w:tc>
@@ -4165,7 +4618,8 @@
             <w:pPr>
               <w:jc w:val="center"/>
               <w:rPr>
-                <w:szCs w:val="28"/>
+                <w:sz w:val="20"/>
+                <w:szCs w:val="24"/>
               </w:rPr>
             </w:pPr>
             <w:r>
@@ -4173,7 +4627,8 @@
                 <w:rFonts w:ascii="Calibri" w:hAnsi="Calibri"/>
                 <w:b/>
                 <w:color w:val="000000"/>
-                <w:szCs w:val="28"/>
+                <w:sz w:val="20"/>
+                <w:szCs w:val="24"/>
               </w:rPr>
               <w:t>SP</w:t>
             </w:r>
@@ -4181,45 +4636,25 @@
         </w:tc>
         <w:tc>
           <w:tcPr>
-            <w:tcW w:w="4535" w:type="dxa"/>
+            <w:tcW w:w="3624" w:type="dxa"/>
             <w:shd w:val="clear" w:color="auto" w:fill="D9E1F2"/>
             <w:vAlign w:val="center"/>
           </w:tcPr>
           <w:p>
             <w:pPr>
               <w:rPr>
-                <w:szCs w:val="28"/>
-              </w:rPr>
-            </w:pPr>
-            <w:r>
-              <w:rPr>
-                <w:rFonts w:ascii="Calibri" w:hAnsi="Calibri"/>
-                <w:color w:val="000000"/>
-                <w:szCs w:val="28"/>
+                <w:sz w:val="20"/>
+                <w:szCs w:val="24"/>
+              </w:rPr>
+            </w:pPr>
+            <w:r>
+              <w:rPr>
+                <w:rFonts w:ascii="Calibri" w:hAnsi="Calibri"/>
+                <w:color w:val="000000"/>
+                <w:sz w:val="20"/>
+                <w:szCs w:val="24"/>
               </w:rPr>
               <w:t>Story Point</w:t>
-            </w:r>
-          </w:p>
-        </w:tc>
-        <w:tc>
-          <w:tcPr>
-            <w:tcW w:w="3798" w:type="dxa"/>
-            <w:shd w:val="clear" w:color="auto" w:fill="D9E1F2"/>
-            <w:vAlign w:val="center"/>
-          </w:tcPr>
-          <w:p>
-            <w:pPr>
-              <w:rPr>
-                <w:szCs w:val="28"/>
-              </w:rPr>
-            </w:pPr>
-            <w:r>
-              <w:rPr>
-                <w:rFonts w:ascii="Calibri" w:hAnsi="Calibri"/>
-                <w:color w:val="000000"/>
-                <w:szCs w:val="28"/>
-              </w:rPr>
-              <w:t>Unidad de estimacion de esfuerzo</w:t>
             </w:r>
           </w:p>
         </w:tc>
@@ -4238,7 +4673,8 @@
             <w:pPr>
               <w:jc w:val="center"/>
               <w:rPr>
-                <w:szCs w:val="28"/>
+                <w:sz w:val="20"/>
+                <w:szCs w:val="24"/>
               </w:rPr>
             </w:pPr>
             <w:r>
@@ -4246,7 +4682,8 @@
                 <w:rFonts w:ascii="Calibri" w:hAnsi="Calibri"/>
                 <w:b/>
                 <w:color w:val="000000"/>
-                <w:szCs w:val="28"/>
+                <w:sz w:val="20"/>
+                <w:szCs w:val="24"/>
               </w:rPr>
               <w:t>HU</w:t>
             </w:r>
@@ -4254,45 +4691,25 @@
         </w:tc>
         <w:tc>
           <w:tcPr>
-            <w:tcW w:w="4535" w:type="dxa"/>
+            <w:tcW w:w="3624" w:type="dxa"/>
             <w:shd w:val="clear" w:color="auto" w:fill="FFFFFF"/>
             <w:vAlign w:val="center"/>
           </w:tcPr>
           <w:p>
             <w:pPr>
               <w:rPr>
-                <w:szCs w:val="28"/>
-              </w:rPr>
-            </w:pPr>
-            <w:r>
-              <w:rPr>
-                <w:rFonts w:ascii="Calibri" w:hAnsi="Calibri"/>
-                <w:color w:val="000000"/>
-                <w:szCs w:val="28"/>
+                <w:sz w:val="20"/>
+                <w:szCs w:val="24"/>
+              </w:rPr>
+            </w:pPr>
+            <w:r>
+              <w:rPr>
+                <w:rFonts w:ascii="Calibri" w:hAnsi="Calibri"/>
+                <w:color w:val="000000"/>
+                <w:sz w:val="20"/>
+                <w:szCs w:val="24"/>
               </w:rPr>
               <w:t>Historia de Usuario</w:t>
-            </w:r>
-          </w:p>
-        </w:tc>
-        <w:tc>
-          <w:tcPr>
-            <w:tcW w:w="3798" w:type="dxa"/>
-            <w:shd w:val="clear" w:color="auto" w:fill="FFFFFF"/>
-            <w:vAlign w:val="center"/>
-          </w:tcPr>
-          <w:p>
-            <w:pPr>
-              <w:rPr>
-                <w:szCs w:val="28"/>
-              </w:rPr>
-            </w:pPr>
-            <w:r>
-              <w:rPr>
-                <w:rFonts w:ascii="Calibri" w:hAnsi="Calibri"/>
-                <w:color w:val="000000"/>
-                <w:szCs w:val="28"/>
-              </w:rPr>
-              <w:t>Tipo de item del backlog</w:t>
             </w:r>
           </w:p>
         </w:tc>
@@ -4311,7 +4728,8 @@
             <w:pPr>
               <w:jc w:val="center"/>
               <w:rPr>
-                <w:szCs w:val="28"/>
+                <w:sz w:val="20"/>
+                <w:szCs w:val="24"/>
               </w:rPr>
             </w:pPr>
             <w:r>
@@ -4319,7 +4737,8 @@
                 <w:rFonts w:ascii="Calibri" w:hAnsi="Calibri"/>
                 <w:b/>
                 <w:color w:val="000000"/>
-                <w:szCs w:val="28"/>
+                <w:sz w:val="20"/>
+                <w:szCs w:val="24"/>
               </w:rPr>
               <w:t>HT</w:t>
             </w:r>
@@ -4327,45 +4746,34 @@
         </w:tc>
         <w:tc>
           <w:tcPr>
-            <w:tcW w:w="4535" w:type="dxa"/>
+            <w:tcW w:w="3624" w:type="dxa"/>
             <w:shd w:val="clear" w:color="auto" w:fill="D9E1F2"/>
             <w:vAlign w:val="center"/>
           </w:tcPr>
           <w:p>
             <w:pPr>
               <w:rPr>
-                <w:szCs w:val="28"/>
-              </w:rPr>
-            </w:pPr>
-            <w:r>
-              <w:rPr>
-                <w:rFonts w:ascii="Calibri" w:hAnsi="Calibri"/>
-                <w:color w:val="000000"/>
-                <w:szCs w:val="28"/>
-              </w:rPr>
-              <w:t>Historia Tecnica</w:t>
-            </w:r>
-          </w:p>
-        </w:tc>
-        <w:tc>
-          <w:tcPr>
-            <w:tcW w:w="3798" w:type="dxa"/>
-            <w:shd w:val="clear" w:color="auto" w:fill="D9E1F2"/>
-            <w:vAlign w:val="center"/>
-          </w:tcPr>
-          <w:p>
-            <w:pPr>
-              <w:rPr>
-                <w:szCs w:val="28"/>
-              </w:rPr>
-            </w:pPr>
-            <w:r>
-              <w:rPr>
-                <w:rFonts w:ascii="Calibri" w:hAnsi="Calibri"/>
-                <w:color w:val="000000"/>
-                <w:szCs w:val="28"/>
-              </w:rPr>
-              <w:t>Tarea tecnica transversal</w:t>
+                <w:sz w:val="20"/>
+                <w:szCs w:val="24"/>
+              </w:rPr>
+            </w:pPr>
+            <w:r>
+              <w:rPr>
+                <w:rFonts w:ascii="Calibri" w:hAnsi="Calibri"/>
+                <w:color w:val="000000"/>
+                <w:sz w:val="20"/>
+                <w:szCs w:val="24"/>
+              </w:rPr>
+              <w:t xml:space="preserve">Historia </w:t>
+            </w:r>
+            <w:r>
+              <w:rPr>
+                <w:rFonts w:ascii="Calibri" w:hAnsi="Calibri"/>
+                <w:color w:val="000000"/>
+                <w:sz w:val="20"/>
+                <w:szCs w:val="24"/>
+              </w:rPr>
+              <w:t>Técnica</w:t>
             </w:r>
           </w:p>
         </w:tc>
@@ -4384,7 +4792,8 @@
             <w:pPr>
               <w:jc w:val="center"/>
               <w:rPr>
-                <w:szCs w:val="28"/>
+                <w:sz w:val="20"/>
+                <w:szCs w:val="24"/>
               </w:rPr>
             </w:pPr>
             <w:r>
@@ -4392,7 +4801,8 @@
                 <w:rFonts w:ascii="Calibri" w:hAnsi="Calibri"/>
                 <w:b/>
                 <w:color w:val="000000"/>
-                <w:szCs w:val="28"/>
+                <w:sz w:val="20"/>
+                <w:szCs w:val="24"/>
               </w:rPr>
               <w:t>PLN-REA</w:t>
             </w:r>
@@ -4400,45 +4810,25 @@
         </w:tc>
         <w:tc>
           <w:tcPr>
-            <w:tcW w:w="4535" w:type="dxa"/>
+            <w:tcW w:w="3624" w:type="dxa"/>
             <w:shd w:val="clear" w:color="auto" w:fill="FFFFFF"/>
             <w:vAlign w:val="center"/>
           </w:tcPr>
           <w:p>
             <w:pPr>
               <w:rPr>
-                <w:szCs w:val="28"/>
-              </w:rPr>
-            </w:pPr>
-            <w:r>
-              <w:rPr>
-                <w:rFonts w:ascii="Calibri" w:hAnsi="Calibri"/>
-                <w:color w:val="000000"/>
-                <w:szCs w:val="28"/>
+                <w:sz w:val="20"/>
+                <w:szCs w:val="24"/>
+              </w:rPr>
+            </w:pPr>
+            <w:r>
+              <w:rPr>
+                <w:rFonts w:ascii="Calibri" w:hAnsi="Calibri"/>
+                <w:color w:val="000000"/>
+                <w:sz w:val="20"/>
+                <w:szCs w:val="24"/>
               </w:rPr>
               <w:t>Planificado-Realizado</w:t>
-            </w:r>
-          </w:p>
-        </w:tc>
-        <w:tc>
-          <w:tcPr>
-            <w:tcW w:w="3798" w:type="dxa"/>
-            <w:shd w:val="clear" w:color="auto" w:fill="FFFFFF"/>
-            <w:vAlign w:val="center"/>
-          </w:tcPr>
-          <w:p>
-            <w:pPr>
-              <w:rPr>
-                <w:szCs w:val="28"/>
-              </w:rPr>
-            </w:pPr>
-            <w:r>
-              <w:rPr>
-                <w:rFonts w:ascii="Calibri" w:hAnsi="Calibri"/>
-                <w:color w:val="000000"/>
-                <w:szCs w:val="28"/>
-              </w:rPr>
-              <w:t>Prefijo del codigo de este documento</w:t>
             </w:r>
           </w:p>
         </w:tc>
@@ -4457,7 +4847,8 @@
             <w:pPr>
               <w:jc w:val="center"/>
               <w:rPr>
-                <w:szCs w:val="28"/>
+                <w:sz w:val="20"/>
+                <w:szCs w:val="24"/>
               </w:rPr>
             </w:pPr>
             <w:r>
@@ -4465,54 +4856,34 @@
                 <w:rFonts w:ascii="Calibri" w:hAnsi="Calibri"/>
                 <w:b/>
                 <w:color w:val="000000"/>
-                <w:szCs w:val="28"/>
-              </w:rPr>
-              <w:lastRenderedPageBreak/>
+                <w:sz w:val="20"/>
+                <w:szCs w:val="24"/>
+              </w:rPr>
               <w:t>SPR</w:t>
             </w:r>
           </w:p>
         </w:tc>
         <w:tc>
           <w:tcPr>
-            <w:tcW w:w="4535" w:type="dxa"/>
+            <w:tcW w:w="3624" w:type="dxa"/>
             <w:shd w:val="clear" w:color="auto" w:fill="D9E1F2"/>
             <w:vAlign w:val="center"/>
           </w:tcPr>
           <w:p>
             <w:pPr>
               <w:rPr>
-                <w:szCs w:val="28"/>
-              </w:rPr>
-            </w:pPr>
-            <w:r>
-              <w:rPr>
-                <w:rFonts w:ascii="Calibri" w:hAnsi="Calibri"/>
-                <w:color w:val="000000"/>
-                <w:szCs w:val="28"/>
+                <w:sz w:val="20"/>
+                <w:szCs w:val="24"/>
+              </w:rPr>
+            </w:pPr>
+            <w:r>
+              <w:rPr>
+                <w:rFonts w:ascii="Calibri" w:hAnsi="Calibri"/>
+                <w:color w:val="000000"/>
+                <w:sz w:val="20"/>
+                <w:szCs w:val="24"/>
               </w:rPr>
               <w:t>Sprint</w:t>
-            </w:r>
-          </w:p>
-        </w:tc>
-        <w:tc>
-          <w:tcPr>
-            <w:tcW w:w="3798" w:type="dxa"/>
-            <w:shd w:val="clear" w:color="auto" w:fill="D9E1F2"/>
-            <w:vAlign w:val="center"/>
-          </w:tcPr>
-          <w:p>
-            <w:pPr>
-              <w:rPr>
-                <w:szCs w:val="28"/>
-              </w:rPr>
-            </w:pPr>
-            <w:r>
-              <w:rPr>
-                <w:rFonts w:ascii="Calibri" w:hAnsi="Calibri"/>
-                <w:color w:val="000000"/>
-                <w:szCs w:val="28"/>
-              </w:rPr>
-              <w:t>Iteracion de desarrollo Scrum</w:t>
             </w:r>
           </w:p>
         </w:tc>
@@ -4531,7 +4902,8 @@
             <w:pPr>
               <w:jc w:val="center"/>
               <w:rPr>
-                <w:szCs w:val="28"/>
+                <w:sz w:val="20"/>
+                <w:szCs w:val="24"/>
               </w:rPr>
             </w:pPr>
             <w:r>
@@ -4539,7 +4911,8 @@
                 <w:rFonts w:ascii="Calibri" w:hAnsi="Calibri"/>
                 <w:b/>
                 <w:color w:val="000000"/>
-                <w:szCs w:val="28"/>
+                <w:sz w:val="20"/>
+                <w:szCs w:val="24"/>
               </w:rPr>
               <w:t>RBAC</w:t>
             </w:r>
@@ -4547,45 +4920,25 @@
         </w:tc>
         <w:tc>
           <w:tcPr>
-            <w:tcW w:w="4535" w:type="dxa"/>
+            <w:tcW w:w="3624" w:type="dxa"/>
             <w:shd w:val="clear" w:color="auto" w:fill="FFFFFF"/>
             <w:vAlign w:val="center"/>
           </w:tcPr>
           <w:p>
             <w:pPr>
               <w:rPr>
-                <w:szCs w:val="28"/>
-              </w:rPr>
-            </w:pPr>
-            <w:r>
-              <w:rPr>
-                <w:rFonts w:ascii="Calibri" w:hAnsi="Calibri"/>
-                <w:color w:val="000000"/>
-                <w:szCs w:val="28"/>
+                <w:sz w:val="20"/>
+                <w:szCs w:val="24"/>
+              </w:rPr>
+            </w:pPr>
+            <w:r>
+              <w:rPr>
+                <w:rFonts w:ascii="Calibri" w:hAnsi="Calibri"/>
+                <w:color w:val="000000"/>
+                <w:sz w:val="20"/>
+                <w:szCs w:val="24"/>
               </w:rPr>
               <w:t>Role-Based Access Control</w:t>
-            </w:r>
-          </w:p>
-        </w:tc>
-        <w:tc>
-          <w:tcPr>
-            <w:tcW w:w="3798" w:type="dxa"/>
-            <w:shd w:val="clear" w:color="auto" w:fill="FFFFFF"/>
-            <w:vAlign w:val="center"/>
-          </w:tcPr>
-          <w:p>
-            <w:pPr>
-              <w:rPr>
-                <w:szCs w:val="28"/>
-              </w:rPr>
-            </w:pPr>
-            <w:r>
-              <w:rPr>
-                <w:rFonts w:ascii="Calibri" w:hAnsi="Calibri"/>
-                <w:color w:val="000000"/>
-                <w:szCs w:val="28"/>
-              </w:rPr>
-              <w:t>Control de acceso por roles</w:t>
             </w:r>
           </w:p>
         </w:tc>
@@ -4604,7 +4957,8 @@
             <w:pPr>
               <w:jc w:val="center"/>
               <w:rPr>
-                <w:szCs w:val="28"/>
+                <w:sz w:val="20"/>
+                <w:szCs w:val="24"/>
               </w:rPr>
             </w:pPr>
             <w:r>
@@ -4612,7 +4966,8 @@
                 <w:rFonts w:ascii="Calibri" w:hAnsi="Calibri"/>
                 <w:b/>
                 <w:color w:val="000000"/>
-                <w:szCs w:val="28"/>
+                <w:sz w:val="20"/>
+                <w:szCs w:val="24"/>
               </w:rPr>
               <w:t>API</w:t>
             </w:r>
@@ -4620,45 +4975,25 @@
         </w:tc>
         <w:tc>
           <w:tcPr>
-            <w:tcW w:w="4535" w:type="dxa"/>
+            <w:tcW w:w="3624" w:type="dxa"/>
             <w:shd w:val="clear" w:color="auto" w:fill="D9E1F2"/>
             <w:vAlign w:val="center"/>
           </w:tcPr>
           <w:p>
             <w:pPr>
               <w:rPr>
-                <w:szCs w:val="28"/>
-              </w:rPr>
-            </w:pPr>
-            <w:r>
-              <w:rPr>
-                <w:rFonts w:ascii="Calibri" w:hAnsi="Calibri"/>
-                <w:color w:val="000000"/>
-                <w:szCs w:val="28"/>
+                <w:sz w:val="20"/>
+                <w:szCs w:val="24"/>
+              </w:rPr>
+            </w:pPr>
+            <w:r>
+              <w:rPr>
+                <w:rFonts w:ascii="Calibri" w:hAnsi="Calibri"/>
+                <w:color w:val="000000"/>
+                <w:sz w:val="20"/>
+                <w:szCs w:val="24"/>
               </w:rPr>
               <w:t>Application Programming Interface</w:t>
-            </w:r>
-          </w:p>
-        </w:tc>
-        <w:tc>
-          <w:tcPr>
-            <w:tcW w:w="3798" w:type="dxa"/>
-            <w:shd w:val="clear" w:color="auto" w:fill="D9E1F2"/>
-            <w:vAlign w:val="center"/>
-          </w:tcPr>
-          <w:p>
-            <w:pPr>
-              <w:rPr>
-                <w:szCs w:val="28"/>
-              </w:rPr>
-            </w:pPr>
-            <w:r>
-              <w:rPr>
-                <w:rFonts w:ascii="Calibri" w:hAnsi="Calibri"/>
-                <w:color w:val="000000"/>
-                <w:szCs w:val="28"/>
-              </w:rPr>
-              <w:t>Interfaz de programacion</w:t>
             </w:r>
           </w:p>
         </w:tc>
@@ -4677,7 +5012,8 @@
             <w:pPr>
               <w:jc w:val="center"/>
               <w:rPr>
-                <w:szCs w:val="28"/>
+                <w:sz w:val="20"/>
+                <w:szCs w:val="24"/>
               </w:rPr>
             </w:pPr>
             <w:r>
@@ -4685,7 +5021,8 @@
                 <w:rFonts w:ascii="Calibri" w:hAnsi="Calibri"/>
                 <w:b/>
                 <w:color w:val="000000"/>
-                <w:szCs w:val="28"/>
+                <w:sz w:val="20"/>
+                <w:szCs w:val="24"/>
               </w:rPr>
               <w:t>BD</w:t>
             </w:r>
@@ -4693,124 +5030,37 @@
         </w:tc>
         <w:tc>
           <w:tcPr>
-            <w:tcW w:w="4535" w:type="dxa"/>
+            <w:tcW w:w="3624" w:type="dxa"/>
             <w:shd w:val="clear" w:color="auto" w:fill="FFFFFF"/>
             <w:vAlign w:val="center"/>
           </w:tcPr>
           <w:p>
             <w:pPr>
               <w:rPr>
-                <w:szCs w:val="28"/>
-              </w:rPr>
-            </w:pPr>
-            <w:r>
-              <w:rPr>
-                <w:rFonts w:ascii="Calibri" w:hAnsi="Calibri"/>
-                <w:color w:val="000000"/>
-                <w:szCs w:val="28"/>
+                <w:sz w:val="20"/>
+                <w:szCs w:val="24"/>
+              </w:rPr>
+            </w:pPr>
+            <w:r>
+              <w:rPr>
+                <w:rFonts w:ascii="Calibri" w:hAnsi="Calibri"/>
+                <w:color w:val="000000"/>
+                <w:sz w:val="20"/>
+                <w:szCs w:val="24"/>
               </w:rPr>
               <w:t>Base de Datos</w:t>
-            </w:r>
-          </w:p>
-        </w:tc>
-        <w:tc>
-          <w:tcPr>
-            <w:tcW w:w="3798" w:type="dxa"/>
-            <w:shd w:val="clear" w:color="auto" w:fill="FFFFFF"/>
-            <w:vAlign w:val="center"/>
-          </w:tcPr>
-          <w:p>
-            <w:pPr>
-              <w:rPr>
-                <w:szCs w:val="28"/>
-              </w:rPr>
-            </w:pPr>
-            <w:r>
-              <w:rPr>
-                <w:rFonts w:ascii="Calibri" w:hAnsi="Calibri"/>
-                <w:color w:val="000000"/>
-                <w:szCs w:val="28"/>
-              </w:rPr>
-              <w:t>Repositorio de datos del sistema</w:t>
-            </w:r>
-          </w:p>
-        </w:tc>
-      </w:tr>
-      <w:tr>
-        <w:trPr>
-          <w:trHeight w:val="369"/>
-        </w:trPr>
-        <w:tc>
-          <w:tcPr>
-            <w:tcW w:w="1020" w:type="dxa"/>
-            <w:shd w:val="clear" w:color="auto" w:fill="D9E1F2"/>
-            <w:vAlign w:val="center"/>
-          </w:tcPr>
-          <w:p>
-            <w:pPr>
-              <w:jc w:val="center"/>
-              <w:rPr>
-                <w:szCs w:val="28"/>
-              </w:rPr>
-            </w:pPr>
-            <w:r>
-              <w:rPr>
-                <w:rFonts w:ascii="Calibri" w:hAnsi="Calibri"/>
-                <w:b/>
-                <w:color w:val="000000"/>
-                <w:szCs w:val="28"/>
-              </w:rPr>
-              <w:t>CI</w:t>
-            </w:r>
-          </w:p>
-        </w:tc>
-        <w:tc>
-          <w:tcPr>
-            <w:tcW w:w="4535" w:type="dxa"/>
-            <w:shd w:val="clear" w:color="auto" w:fill="D9E1F2"/>
-            <w:vAlign w:val="center"/>
-          </w:tcPr>
-          <w:p>
-            <w:pPr>
-              <w:rPr>
-                <w:szCs w:val="28"/>
-              </w:rPr>
-            </w:pPr>
-            <w:r>
-              <w:rPr>
-                <w:rFonts w:ascii="Calibri" w:hAnsi="Calibri"/>
-                <w:color w:val="000000"/>
-                <w:szCs w:val="28"/>
-              </w:rPr>
-              <w:t>Continuous Integration</w:t>
-            </w:r>
-          </w:p>
-        </w:tc>
-        <w:tc>
-          <w:tcPr>
-            <w:tcW w:w="3798" w:type="dxa"/>
-            <w:shd w:val="clear" w:color="auto" w:fill="D9E1F2"/>
-            <w:vAlign w:val="center"/>
-          </w:tcPr>
-          <w:p>
-            <w:pPr>
-              <w:rPr>
-                <w:szCs w:val="28"/>
-              </w:rPr>
-            </w:pPr>
-            <w:r>
-              <w:rPr>
-                <w:rFonts w:ascii="Calibri" w:hAnsi="Calibri"/>
-                <w:color w:val="000000"/>
-                <w:szCs w:val="28"/>
-              </w:rPr>
-              <w:t>Integracion continua</w:t>
             </w:r>
           </w:p>
         </w:tc>
       </w:tr>
     </w:tbl>
-    <w:p/>
+    <w:p>
+      <w:pPr>
+        <w:tabs>
+          <w:tab w:val="left" w:pos="3532"/>
+        </w:tabs>
+      </w:pPr>
+    </w:p>
     <w:sectPr>
       <w:pgSz w:w="12240" w:h="15840"/>
       <w:pgMar w:top="1134" w:right="1134" w:bottom="1134" w:left="1417" w:header="720" w:footer="720" w:gutter="0"/>
